--- a/assets/04-T Innovación para la transformación.docx
+++ b/assets/04-T Innovación para la transformación.docx
@@ -3573,6 +3573,14 @@
         </w:rPr>
         <w:t>Próximos pasos</w:t>
       </w:r>
+      <w:commentRangeStart w:id="1822102566"/>
+      <w:commentRangeEnd w:id="1822102566"/>
+      <w:r>
+        <w:rPr>
+          <w:rStyle w:val="CommentReference"/>
+        </w:rPr>
+        <w:commentReference w:id="1822102566"/>
+      </w:r>
     </w:p>
     <w:p>
       <w:pPr>
@@ -9657,6 +9665,22 @@
               </w:rPr>
               <w:t>Impacto</w:t>
             </w:r>
+            <w:commentRangeStart w:id="722564799"/>
+            <w:commentRangeEnd w:id="722564799"/>
+            <w:r>
+              <w:rPr>
+                <w:rStyle w:val="CommentReference"/>
+              </w:rPr>
+              <w:commentReference w:id="722564799"/>
+            </w:r>
+            <w:commentRangeStart w:id="728824249"/>
+            <w:commentRangeEnd w:id="728824249"/>
+            <w:r>
+              <w:rPr>
+                <w:rStyle w:val="CommentReference"/>
+              </w:rPr>
+              <w:commentReference w:id="728824249"/>
+            </w:r>
           </w:p>
         </w:tc>
       </w:tr>
@@ -9681,7 +9705,7 @@
               <w:jc w:val="left"/>
               <w:rPr>
                 <w:rFonts w:ascii="Arial" w:hAnsi="Arial" w:eastAsia="Arial"/>
-                <w:color w:val="404040" w:themeColor="text1" w:themeTint="BF" w:themeShade="FF"/>
+                <w:color w:val="000000" w:themeColor="text1" w:themeTint="FF" w:themeShade="FF"/>
                 <w:sz w:val="18"/>
                 <w:szCs w:val="18"/>
               </w:rPr>
@@ -9689,7 +9713,16 @@
             <w:r>
               <w:rPr>
                 <w:rFonts w:ascii="Arial" w:hAnsi="Arial" w:eastAsia="Arial"/>
-                <w:color w:val="404040" w:themeColor="text1" w:themeTint="BF" w:themeShade="FF"/>
+                <w:color w:val="000000" w:themeColor="text1" w:themeTint="FF" w:themeShade="FF"/>
+                <w:sz w:val="18"/>
+                <w:szCs w:val="18"/>
+              </w:rPr>
+              <w:t xml:space="preserve">1 - </w:t>
+            </w:r>
+            <w:r>
+              <w:rPr>
+                <w:rFonts w:ascii="Arial" w:hAnsi="Arial" w:eastAsia="Arial"/>
+                <w:color w:val="000000" w:themeColor="text1" w:themeTint="FF" w:themeShade="FF"/>
                 <w:sz w:val="18"/>
                 <w:szCs w:val="18"/>
               </w:rPr>
@@ -9698,7 +9731,7 @@
             <w:r>
               <w:rPr>
                 <w:rFonts w:ascii="Arial" w:hAnsi="Arial" w:eastAsia="Arial"/>
-                <w:color w:val="404040" w:themeColor="text1" w:themeTint="BF" w:themeShade="FF"/>
+                <w:color w:val="000000" w:themeColor="text1" w:themeTint="FF" w:themeShade="FF"/>
                 <w:sz w:val="18"/>
                 <w:szCs w:val="18"/>
               </w:rPr>
@@ -9707,7 +9740,7 @@
             <w:r>
               <w:rPr>
                 <w:rFonts w:ascii="Arial" w:hAnsi="Arial" w:eastAsia="Arial"/>
-                <w:color w:val="404040" w:themeColor="text1" w:themeTint="BF" w:themeShade="FF"/>
+                <w:color w:val="000000" w:themeColor="text1" w:themeTint="FF" w:themeShade="FF"/>
                 <w:sz w:val="18"/>
                 <w:szCs w:val="18"/>
               </w:rPr>
@@ -9716,7 +9749,7 @@
             <w:r>
               <w:rPr>
                 <w:rFonts w:ascii="Arial" w:hAnsi="Arial" w:eastAsia="Arial"/>
-                <w:color w:val="404040" w:themeColor="text1" w:themeTint="BF" w:themeShade="FF"/>
+                <w:color w:val="000000" w:themeColor="text1" w:themeTint="FF" w:themeShade="FF"/>
                 <w:sz w:val="18"/>
                 <w:szCs w:val="18"/>
               </w:rPr>
@@ -9725,7 +9758,7 @@
             <w:r>
               <w:rPr>
                 <w:rFonts w:ascii="Arial" w:hAnsi="Arial" w:eastAsia="Arial"/>
-                <w:color w:val="404040" w:themeColor="text1" w:themeTint="BF" w:themeShade="FF"/>
+                <w:color w:val="000000" w:themeColor="text1" w:themeTint="FF" w:themeShade="FF"/>
                 <w:sz w:val="18"/>
                 <w:szCs w:val="18"/>
               </w:rPr>
@@ -9734,7 +9767,7 @@
             <w:r>
               <w:rPr>
                 <w:rFonts w:ascii="Arial" w:hAnsi="Arial" w:eastAsia="Arial"/>
-                <w:color w:val="404040" w:themeColor="text1" w:themeTint="BF" w:themeShade="FF"/>
+                <w:color w:val="000000" w:themeColor="text1" w:themeTint="FF" w:themeShade="FF"/>
                 <w:sz w:val="18"/>
                 <w:szCs w:val="18"/>
               </w:rPr>
@@ -9743,7 +9776,7 @@
             <w:r>
               <w:rPr>
                 <w:rFonts w:ascii="Arial" w:hAnsi="Arial" w:eastAsia="Arial"/>
-                <w:color w:val="404040" w:themeColor="text1" w:themeTint="BF" w:themeShade="FF"/>
+                <w:color w:val="000000" w:themeColor="text1" w:themeTint="FF" w:themeShade="FF"/>
                 <w:sz w:val="18"/>
                 <w:szCs w:val="18"/>
               </w:rPr>
@@ -9752,7 +9785,7 @@
             <w:r>
               <w:rPr>
                 <w:rFonts w:ascii="Arial" w:hAnsi="Arial" w:eastAsia="Arial"/>
-                <w:color w:val="404040" w:themeColor="text1" w:themeTint="BF" w:themeShade="FF"/>
+                <w:color w:val="000000" w:themeColor="text1" w:themeTint="FF" w:themeShade="FF"/>
                 <w:sz w:val="18"/>
                 <w:szCs w:val="18"/>
               </w:rPr>
@@ -9761,7 +9794,7 @@
             <w:r>
               <w:rPr>
                 <w:rFonts w:ascii="Arial" w:hAnsi="Arial" w:eastAsia="Arial"/>
-                <w:color w:val="404040" w:themeColor="text1" w:themeTint="BF" w:themeShade="FF"/>
+                <w:color w:val="000000" w:themeColor="text1" w:themeTint="FF" w:themeShade="FF"/>
                 <w:sz w:val="18"/>
                 <w:szCs w:val="18"/>
               </w:rPr>
@@ -9770,7 +9803,7 @@
             <w:r>
               <w:rPr>
                 <w:rFonts w:ascii="Arial" w:hAnsi="Arial" w:eastAsia="Arial"/>
-                <w:color w:val="404040" w:themeColor="text1" w:themeTint="BF" w:themeShade="FF"/>
+                <w:color w:val="000000" w:themeColor="text1" w:themeTint="FF" w:themeShade="FF"/>
                 <w:sz w:val="18"/>
                 <w:szCs w:val="18"/>
               </w:rPr>
@@ -9792,17 +9825,11 @@
               <w:spacing w:before="120" w:beforeAutospacing="off" w:after="120" w:afterAutospacing="off" w:line="240" w:lineRule="auto"/>
               <w:ind w:left="0" w:right="0"/>
               <w:jc w:val="left"/>
-              <w:rPr>
-                <w:rFonts w:ascii="Arial" w:hAnsi="Arial" w:eastAsia="Arial"/>
-                <w:color w:val="404040" w:themeColor="text1" w:themeTint="BF" w:themeShade="FF"/>
-                <w:sz w:val="18"/>
-                <w:szCs w:val="18"/>
-              </w:rPr>
             </w:pPr>
             <w:r>
               <w:rPr>
                 <w:rFonts w:ascii="Arial" w:hAnsi="Arial" w:eastAsia="Arial"/>
-                <w:color w:val="404040" w:themeColor="text1" w:themeTint="BF" w:themeShade="FF"/>
+                <w:color w:val="000000" w:themeColor="text1" w:themeTint="FF" w:themeShade="FF"/>
                 <w:sz w:val="18"/>
                 <w:szCs w:val="18"/>
               </w:rPr>
@@ -9824,21 +9851,15 @@
               <w:spacing w:before="120" w:beforeAutospacing="off" w:after="120" w:afterAutospacing="off" w:line="240" w:lineRule="auto"/>
               <w:ind w:left="0" w:right="0"/>
               <w:jc w:val="left"/>
-              <w:rPr>
-                <w:rFonts w:ascii="Arial" w:hAnsi="Arial" w:eastAsia="Arial"/>
-                <w:color w:val="404040" w:themeColor="text1" w:themeTint="BF" w:themeShade="FF"/>
-                <w:sz w:val="18"/>
-                <w:szCs w:val="18"/>
-              </w:rPr>
             </w:pPr>
             <w:r>
               <w:rPr>
                 <w:rFonts w:ascii="Arial" w:hAnsi="Arial" w:eastAsia="Arial"/>
-                <w:color w:val="404040" w:themeColor="text1" w:themeTint="BF" w:themeShade="FF"/>
-                <w:sz w:val="18"/>
-                <w:szCs w:val="18"/>
-              </w:rPr>
-              <w:t>Alta</w:t>
+                <w:color w:val="000000" w:themeColor="text1" w:themeTint="FF" w:themeShade="FF"/>
+                <w:sz w:val="18"/>
+                <w:szCs w:val="18"/>
+              </w:rPr>
+              <w:t>Media</w:t>
             </w:r>
           </w:p>
         </w:tc>
@@ -9864,62 +9885,99 @@
               <w:jc w:val="left"/>
               <w:rPr>
                 <w:rFonts w:ascii="Arial" w:hAnsi="Arial" w:eastAsia="Arial"/>
-                <w:color w:val="404040" w:themeColor="text1" w:themeTint="BF" w:themeShade="FF"/>
-                <w:sz w:val="18"/>
-                <w:szCs w:val="18"/>
+                <w:color w:val="000000" w:themeColor="text1" w:themeTint="FF" w:themeShade="FF"/>
+                <w:sz w:val="18"/>
+                <w:szCs w:val="18"/>
+                <w:lang w:val="es-ES"/>
               </w:rPr>
             </w:pPr>
             <w:r>
               <w:rPr>
                 <w:rFonts w:ascii="Arial" w:hAnsi="Arial" w:eastAsia="Arial"/>
-                <w:color w:val="404040" w:themeColor="text1" w:themeTint="BF" w:themeShade="FF"/>
-                <w:sz w:val="18"/>
-                <w:szCs w:val="18"/>
+                <w:color w:val="000000" w:themeColor="text1" w:themeTint="FF" w:themeShade="FF"/>
+                <w:sz w:val="18"/>
+                <w:szCs w:val="18"/>
+                <w:lang w:val="es-ES"/>
+              </w:rPr>
+              <w:t xml:space="preserve">2 - </w:t>
+            </w:r>
+            <w:r>
+              <w:rPr>
+                <w:rFonts w:ascii="Arial" w:hAnsi="Arial" w:eastAsia="Arial"/>
+                <w:color w:val="000000" w:themeColor="text1" w:themeTint="FF" w:themeShade="FF"/>
+                <w:sz w:val="18"/>
+                <w:szCs w:val="18"/>
+                <w:lang w:val="es-ES"/>
               </w:rPr>
               <w:t xml:space="preserve">(Redes) Falta de </w:t>
             </w:r>
             <w:r>
               <w:rPr>
                 <w:rFonts w:ascii="Arial" w:hAnsi="Arial" w:eastAsia="Arial"/>
-                <w:color w:val="404040" w:themeColor="text1" w:themeTint="BF" w:themeShade="FF"/>
-                <w:sz w:val="18"/>
-                <w:szCs w:val="18"/>
+                <w:color w:val="000000" w:themeColor="text1" w:themeTint="FF" w:themeShade="FF"/>
+                <w:sz w:val="18"/>
+                <w:szCs w:val="18"/>
+                <w:lang w:val="es-ES"/>
               </w:rPr>
               <w:t>alineación</w:t>
             </w:r>
             <w:r>
               <w:rPr>
                 <w:rFonts w:ascii="Arial" w:hAnsi="Arial" w:eastAsia="Arial"/>
-                <w:color w:val="404040" w:themeColor="text1" w:themeTint="BF" w:themeShade="FF"/>
-                <w:sz w:val="18"/>
-                <w:szCs w:val="18"/>
+                <w:color w:val="000000" w:themeColor="text1" w:themeTint="FF" w:themeShade="FF"/>
+                <w:sz w:val="18"/>
+                <w:szCs w:val="18"/>
+                <w:lang w:val="es-ES"/>
               </w:rPr>
               <w:t xml:space="preserve"> de </w:t>
             </w:r>
             <w:r>
               <w:rPr>
                 <w:rFonts w:ascii="Arial" w:hAnsi="Arial" w:eastAsia="Arial"/>
-                <w:color w:val="404040" w:themeColor="text1" w:themeTint="BF" w:themeShade="FF"/>
-                <w:sz w:val="18"/>
-                <w:szCs w:val="18"/>
+                <w:color w:val="000000" w:themeColor="text1" w:themeTint="FF" w:themeShade="FF"/>
+                <w:sz w:val="18"/>
+                <w:szCs w:val="18"/>
+                <w:lang w:val="es-ES"/>
               </w:rPr>
               <w:t>objetivos</w:t>
             </w:r>
             <w:r>
               <w:rPr>
                 <w:rFonts w:ascii="Arial" w:hAnsi="Arial" w:eastAsia="Arial"/>
-                <w:color w:val="404040" w:themeColor="text1" w:themeTint="BF" w:themeShade="FF"/>
-                <w:sz w:val="18"/>
-                <w:szCs w:val="18"/>
-              </w:rPr>
-              <w:t xml:space="preserve"> entre partners </w:t>
-            </w:r>
-            <w:r>
-              <w:rPr>
-                <w:rFonts w:ascii="Arial" w:hAnsi="Arial" w:eastAsia="Arial"/>
-                <w:color w:val="404040" w:themeColor="text1" w:themeTint="BF" w:themeShade="FF"/>
-                <w:sz w:val="18"/>
-                <w:szCs w:val="18"/>
+                <w:color w:val="000000" w:themeColor="text1" w:themeTint="FF" w:themeShade="FF"/>
+                <w:sz w:val="18"/>
+                <w:szCs w:val="18"/>
+                <w:lang w:val="es-ES"/>
+              </w:rPr>
+              <w:t xml:space="preserve"> entre </w:t>
+            </w:r>
+            <w:r>
+              <w:rPr>
+                <w:rFonts w:ascii="Arial" w:hAnsi="Arial" w:eastAsia="Arial"/>
+                <w:color w:val="000000" w:themeColor="text1" w:themeTint="FF" w:themeShade="FF"/>
+                <w:sz w:val="18"/>
+                <w:szCs w:val="18"/>
+                <w:lang w:val="es-ES"/>
+              </w:rPr>
+              <w:t>partners</w:t>
+            </w:r>
+            <w:r>
+              <w:rPr>
+                <w:rFonts w:ascii="Arial" w:hAnsi="Arial" w:eastAsia="Arial"/>
+                <w:color w:val="000000" w:themeColor="text1" w:themeTint="FF" w:themeShade="FF"/>
+                <w:sz w:val="18"/>
+                <w:szCs w:val="18"/>
+                <w:lang w:val="es-ES"/>
+              </w:rPr>
+              <w:t xml:space="preserve"> </w:t>
+            </w:r>
+            <w:r>
+              <w:rPr>
+                <w:rFonts w:ascii="Arial" w:hAnsi="Arial" w:eastAsia="Arial"/>
+                <w:color w:val="000000" w:themeColor="text1" w:themeTint="FF" w:themeShade="FF"/>
+                <w:sz w:val="18"/>
+                <w:szCs w:val="18"/>
+                <w:lang w:val="es-ES"/>
               </w:rPr>
               <w:t>estratégicos</w:t>
             </w:r>
@@ -9939,21 +9997,15 @@
               <w:spacing w:before="120" w:beforeAutospacing="off" w:after="120" w:afterAutospacing="off" w:line="240" w:lineRule="auto"/>
               <w:ind w:left="0" w:right="0"/>
               <w:jc w:val="left"/>
-              <w:rPr>
-                <w:rFonts w:ascii="Arial" w:hAnsi="Arial" w:eastAsia="Arial"/>
-                <w:color w:val="404040" w:themeColor="text1" w:themeTint="BF" w:themeShade="FF"/>
-                <w:sz w:val="18"/>
-                <w:szCs w:val="18"/>
-              </w:rPr>
             </w:pPr>
             <w:r>
               <w:rPr>
                 <w:rFonts w:ascii="Arial" w:hAnsi="Arial" w:eastAsia="Arial"/>
-                <w:color w:val="404040" w:themeColor="text1" w:themeTint="BF" w:themeShade="FF"/>
-                <w:sz w:val="18"/>
-                <w:szCs w:val="18"/>
-              </w:rPr>
-              <w:t>Media</w:t>
+                <w:color w:val="000000" w:themeColor="text1" w:themeTint="FF" w:themeShade="FF"/>
+                <w:sz w:val="18"/>
+                <w:szCs w:val="18"/>
+              </w:rPr>
+              <w:t>Baja</w:t>
             </w:r>
           </w:p>
         </w:tc>
@@ -9971,21 +10023,15 @@
               <w:spacing w:before="120" w:beforeAutospacing="off" w:after="120" w:afterAutospacing="off" w:line="240" w:lineRule="auto"/>
               <w:ind w:left="0" w:right="0"/>
               <w:jc w:val="left"/>
-              <w:rPr>
-                <w:rFonts w:ascii="Arial" w:hAnsi="Arial" w:eastAsia="Arial"/>
-                <w:color w:val="404040" w:themeColor="text1" w:themeTint="BF" w:themeShade="FF"/>
-                <w:sz w:val="18"/>
-                <w:szCs w:val="18"/>
-              </w:rPr>
             </w:pPr>
             <w:r>
               <w:rPr>
                 <w:rFonts w:ascii="Arial" w:hAnsi="Arial" w:eastAsia="Arial"/>
-                <w:color w:val="404040" w:themeColor="text1" w:themeTint="BF" w:themeShade="FF"/>
-                <w:sz w:val="18"/>
-                <w:szCs w:val="18"/>
-              </w:rPr>
-              <w:t>Alta</w:t>
+                <w:color w:val="000000" w:themeColor="text1" w:themeTint="FF" w:themeShade="FF"/>
+                <w:sz w:val="18"/>
+                <w:szCs w:val="18"/>
+              </w:rPr>
+              <w:t>Media</w:t>
             </w:r>
           </w:p>
         </w:tc>
@@ -10011,7 +10057,7 @@
               <w:jc w:val="left"/>
               <w:rPr>
                 <w:rFonts w:ascii="Arial" w:hAnsi="Arial" w:eastAsia="Arial"/>
-                <w:color w:val="404040" w:themeColor="text1" w:themeTint="BF" w:themeShade="FF"/>
+                <w:color w:val="000000" w:themeColor="text1" w:themeTint="FF" w:themeShade="FF"/>
                 <w:sz w:val="18"/>
                 <w:szCs w:val="18"/>
               </w:rPr>
@@ -10019,7 +10065,16 @@
             <w:r>
               <w:rPr>
                 <w:rFonts w:ascii="Arial" w:hAnsi="Arial" w:eastAsia="Arial"/>
-                <w:color w:val="404040" w:themeColor="text1" w:themeTint="BF" w:themeShade="FF"/>
+                <w:color w:val="000000" w:themeColor="text1" w:themeTint="FF" w:themeShade="FF"/>
+                <w:sz w:val="18"/>
+                <w:szCs w:val="18"/>
+              </w:rPr>
+              <w:t xml:space="preserve">3 - </w:t>
+            </w:r>
+            <w:r>
+              <w:rPr>
+                <w:rFonts w:ascii="Arial" w:hAnsi="Arial" w:eastAsia="Arial"/>
+                <w:color w:val="000000" w:themeColor="text1" w:themeTint="FF" w:themeShade="FF"/>
                 <w:sz w:val="18"/>
                 <w:szCs w:val="18"/>
               </w:rPr>
@@ -10028,7 +10083,7 @@
             <w:r>
               <w:rPr>
                 <w:rFonts w:ascii="Arial" w:hAnsi="Arial" w:eastAsia="Arial"/>
-                <w:color w:val="404040" w:themeColor="text1" w:themeTint="BF" w:themeShade="FF"/>
+                <w:color w:val="000000" w:themeColor="text1" w:themeTint="FF" w:themeShade="FF"/>
                 <w:sz w:val="18"/>
                 <w:szCs w:val="18"/>
               </w:rPr>
@@ -10037,7 +10092,7 @@
             <w:r>
               <w:rPr>
                 <w:rFonts w:ascii="Arial" w:hAnsi="Arial" w:eastAsia="Arial"/>
-                <w:color w:val="404040" w:themeColor="text1" w:themeTint="BF" w:themeShade="FF"/>
+                <w:color w:val="000000" w:themeColor="text1" w:themeTint="FF" w:themeShade="FF"/>
                 <w:sz w:val="18"/>
                 <w:szCs w:val="18"/>
               </w:rPr>
@@ -10046,7 +10101,7 @@
             <w:r>
               <w:rPr>
                 <w:rFonts w:ascii="Arial" w:hAnsi="Arial" w:eastAsia="Arial"/>
-                <w:color w:val="404040" w:themeColor="text1" w:themeTint="BF" w:themeShade="FF"/>
+                <w:color w:val="000000" w:themeColor="text1" w:themeTint="FF" w:themeShade="FF"/>
                 <w:sz w:val="18"/>
                 <w:szCs w:val="18"/>
               </w:rPr>
@@ -10055,7 +10110,7 @@
             <w:r>
               <w:rPr>
                 <w:rFonts w:ascii="Arial" w:hAnsi="Arial" w:eastAsia="Arial"/>
-                <w:color w:val="404040" w:themeColor="text1" w:themeTint="BF" w:themeShade="FF"/>
+                <w:color w:val="000000" w:themeColor="text1" w:themeTint="FF" w:themeShade="FF"/>
                 <w:sz w:val="18"/>
                 <w:szCs w:val="18"/>
               </w:rPr>
@@ -10064,7 +10119,7 @@
             <w:r>
               <w:rPr>
                 <w:rFonts w:ascii="Arial" w:hAnsi="Arial" w:eastAsia="Arial"/>
-                <w:color w:val="404040" w:themeColor="text1" w:themeTint="BF" w:themeShade="FF"/>
+                <w:color w:val="000000" w:themeColor="text1" w:themeTint="FF" w:themeShade="FF"/>
                 <w:sz w:val="18"/>
                 <w:szCs w:val="18"/>
               </w:rPr>
@@ -10073,7 +10128,7 @@
             <w:r>
               <w:rPr>
                 <w:rFonts w:ascii="Arial" w:hAnsi="Arial" w:eastAsia="Arial"/>
-                <w:color w:val="404040" w:themeColor="text1" w:themeTint="BF" w:themeShade="FF"/>
+                <w:color w:val="000000" w:themeColor="text1" w:themeTint="FF" w:themeShade="FF"/>
                 <w:sz w:val="18"/>
                 <w:szCs w:val="18"/>
               </w:rPr>
@@ -10082,7 +10137,7 @@
             <w:r>
               <w:rPr>
                 <w:rFonts w:ascii="Arial" w:hAnsi="Arial" w:eastAsia="Arial"/>
-                <w:color w:val="404040" w:themeColor="text1" w:themeTint="BF" w:themeShade="FF"/>
+                <w:color w:val="000000" w:themeColor="text1" w:themeTint="FF" w:themeShade="FF"/>
                 <w:sz w:val="18"/>
                 <w:szCs w:val="18"/>
               </w:rPr>
@@ -10104,21 +10159,15 @@
               <w:spacing w:before="120" w:beforeAutospacing="off" w:after="120" w:afterAutospacing="off" w:line="240" w:lineRule="auto"/>
               <w:ind w:left="0" w:right="0"/>
               <w:jc w:val="left"/>
-              <w:rPr>
-                <w:rFonts w:ascii="Arial" w:hAnsi="Arial" w:eastAsia="Arial"/>
-                <w:color w:val="404040" w:themeColor="text1" w:themeTint="BF" w:themeShade="FF"/>
-                <w:sz w:val="18"/>
-                <w:szCs w:val="18"/>
-              </w:rPr>
             </w:pPr>
             <w:r>
               <w:rPr>
                 <w:rFonts w:ascii="Arial" w:hAnsi="Arial" w:eastAsia="Arial"/>
-                <w:color w:val="404040" w:themeColor="text1" w:themeTint="BF" w:themeShade="FF"/>
-                <w:sz w:val="18"/>
-                <w:szCs w:val="18"/>
-              </w:rPr>
-              <w:t>Media</w:t>
+                <w:color w:val="000000" w:themeColor="text1" w:themeTint="FF" w:themeShade="FF"/>
+                <w:sz w:val="18"/>
+                <w:szCs w:val="18"/>
+              </w:rPr>
+              <w:t>Baja</w:t>
             </w:r>
           </w:p>
         </w:tc>
@@ -10176,7 +10225,7 @@
               <w:jc w:val="left"/>
               <w:rPr>
                 <w:rFonts w:ascii="Arial" w:hAnsi="Arial" w:eastAsia="Arial"/>
-                <w:color w:val="404040" w:themeColor="text1" w:themeTint="BF" w:themeShade="FF"/>
+                <w:color w:val="000000" w:themeColor="text1" w:themeTint="FF" w:themeShade="FF"/>
                 <w:sz w:val="18"/>
                 <w:szCs w:val="18"/>
               </w:rPr>
@@ -10184,7 +10233,16 @@
             <w:r>
               <w:rPr>
                 <w:rFonts w:ascii="Arial" w:hAnsi="Arial" w:eastAsia="Arial"/>
-                <w:color w:val="404040" w:themeColor="text1" w:themeTint="BF" w:themeShade="FF"/>
+                <w:color w:val="000000" w:themeColor="text1" w:themeTint="FF" w:themeShade="FF"/>
+                <w:sz w:val="18"/>
+                <w:szCs w:val="18"/>
+              </w:rPr>
+              <w:t xml:space="preserve">4 - </w:t>
+            </w:r>
+            <w:r>
+              <w:rPr>
+                <w:rFonts w:ascii="Arial" w:hAnsi="Arial" w:eastAsia="Arial"/>
+                <w:color w:val="000000" w:themeColor="text1" w:themeTint="FF" w:themeShade="FF"/>
                 <w:sz w:val="18"/>
                 <w:szCs w:val="18"/>
               </w:rPr>
@@ -10206,21 +10264,15 @@
               <w:spacing w:before="120" w:beforeAutospacing="off" w:after="120" w:afterAutospacing="off" w:line="240" w:lineRule="auto"/>
               <w:ind w:left="0" w:right="0"/>
               <w:jc w:val="left"/>
-              <w:rPr>
-                <w:rFonts w:ascii="Arial" w:hAnsi="Arial" w:eastAsia="Arial"/>
-                <w:color w:val="404040" w:themeColor="text1" w:themeTint="BF" w:themeShade="FF"/>
-                <w:sz w:val="18"/>
-                <w:szCs w:val="18"/>
-              </w:rPr>
             </w:pPr>
             <w:r>
               <w:rPr>
                 <w:rFonts w:ascii="Arial" w:hAnsi="Arial" w:eastAsia="Arial"/>
-                <w:color w:val="404040" w:themeColor="text1" w:themeTint="BF" w:themeShade="FF"/>
-                <w:sz w:val="18"/>
-                <w:szCs w:val="18"/>
-              </w:rPr>
-              <w:t>Media</w:t>
+                <w:color w:val="000000" w:themeColor="text1" w:themeTint="FF" w:themeShade="FF"/>
+                <w:sz w:val="18"/>
+                <w:szCs w:val="18"/>
+              </w:rPr>
+              <w:t>Baja</w:t>
             </w:r>
           </w:p>
         </w:tc>
@@ -10278,7 +10330,7 @@
               <w:jc w:val="left"/>
               <w:rPr>
                 <w:rFonts w:ascii="Arial" w:hAnsi="Arial" w:eastAsia="Arial"/>
-                <w:color w:val="404040" w:themeColor="text1" w:themeTint="BF" w:themeShade="FF"/>
+                <w:color w:val="000000" w:themeColor="text1" w:themeTint="FF" w:themeShade="FF"/>
                 <w:sz w:val="18"/>
                 <w:szCs w:val="18"/>
               </w:rPr>
@@ -10286,7 +10338,16 @@
             <w:r>
               <w:rPr>
                 <w:rFonts w:ascii="Arial" w:hAnsi="Arial" w:eastAsia="Arial"/>
-                <w:color w:val="404040" w:themeColor="text1" w:themeTint="BF" w:themeShade="FF"/>
+                <w:color w:val="000000" w:themeColor="text1" w:themeTint="FF" w:themeShade="FF"/>
+                <w:sz w:val="18"/>
+                <w:szCs w:val="18"/>
+              </w:rPr>
+              <w:t xml:space="preserve">5 - </w:t>
+            </w:r>
+            <w:r>
+              <w:rPr>
+                <w:rFonts w:ascii="Arial" w:hAnsi="Arial" w:eastAsia="Arial"/>
+                <w:color w:val="000000" w:themeColor="text1" w:themeTint="FF" w:themeShade="FF"/>
                 <w:sz w:val="18"/>
                 <w:szCs w:val="18"/>
               </w:rPr>
@@ -10295,7 +10356,7 @@
             <w:r>
               <w:rPr>
                 <w:rFonts w:ascii="Arial" w:hAnsi="Arial" w:eastAsia="Arial"/>
-                <w:color w:val="404040" w:themeColor="text1" w:themeTint="BF" w:themeShade="FF"/>
+                <w:color w:val="000000" w:themeColor="text1" w:themeTint="FF" w:themeShade="FF"/>
                 <w:sz w:val="18"/>
                 <w:szCs w:val="18"/>
               </w:rPr>
@@ -10304,7 +10365,7 @@
             <w:r>
               <w:rPr>
                 <w:rFonts w:ascii="Arial" w:hAnsi="Arial" w:eastAsia="Arial"/>
-                <w:color w:val="404040" w:themeColor="text1" w:themeTint="BF" w:themeShade="FF"/>
+                <w:color w:val="000000" w:themeColor="text1" w:themeTint="FF" w:themeShade="FF"/>
                 <w:sz w:val="18"/>
                 <w:szCs w:val="18"/>
               </w:rPr>
@@ -10313,7 +10374,7 @@
             <w:r>
               <w:rPr>
                 <w:rFonts w:ascii="Arial" w:hAnsi="Arial" w:eastAsia="Arial"/>
-                <w:color w:val="404040" w:themeColor="text1" w:themeTint="BF" w:themeShade="FF"/>
+                <w:color w:val="000000" w:themeColor="text1" w:themeTint="FF" w:themeShade="FF"/>
                 <w:sz w:val="18"/>
                 <w:szCs w:val="18"/>
               </w:rPr>
@@ -10322,7 +10383,7 @@
             <w:r>
               <w:rPr>
                 <w:rFonts w:ascii="Arial" w:hAnsi="Arial" w:eastAsia="Arial"/>
-                <w:color w:val="404040" w:themeColor="text1" w:themeTint="BF" w:themeShade="FF"/>
+                <w:color w:val="000000" w:themeColor="text1" w:themeTint="FF" w:themeShade="FF"/>
                 <w:sz w:val="18"/>
                 <w:szCs w:val="18"/>
               </w:rPr>
@@ -10331,7 +10392,7 @@
             <w:r>
               <w:rPr>
                 <w:rFonts w:ascii="Arial" w:hAnsi="Arial" w:eastAsia="Arial"/>
-                <w:color w:val="404040" w:themeColor="text1" w:themeTint="BF" w:themeShade="FF"/>
+                <w:color w:val="000000" w:themeColor="text1" w:themeTint="FF" w:themeShade="FF"/>
                 <w:sz w:val="18"/>
                 <w:szCs w:val="18"/>
               </w:rPr>
@@ -10340,7 +10401,7 @@
             <w:r>
               <w:rPr>
                 <w:rFonts w:ascii="Arial" w:hAnsi="Arial" w:eastAsia="Arial"/>
-                <w:color w:val="404040" w:themeColor="text1" w:themeTint="BF" w:themeShade="FF"/>
+                <w:color w:val="000000" w:themeColor="text1" w:themeTint="FF" w:themeShade="FF"/>
                 <w:sz w:val="18"/>
                 <w:szCs w:val="18"/>
               </w:rPr>
@@ -10349,7 +10410,7 @@
             <w:r>
               <w:rPr>
                 <w:rFonts w:ascii="Arial" w:hAnsi="Arial" w:eastAsia="Arial"/>
-                <w:color w:val="404040" w:themeColor="text1" w:themeTint="BF" w:themeShade="FF"/>
+                <w:color w:val="000000" w:themeColor="text1" w:themeTint="FF" w:themeShade="FF"/>
                 <w:sz w:val="18"/>
                 <w:szCs w:val="18"/>
               </w:rPr>
@@ -10358,7 +10419,7 @@
             <w:r>
               <w:rPr>
                 <w:rFonts w:ascii="Arial" w:hAnsi="Arial" w:eastAsia="Arial"/>
-                <w:color w:val="404040" w:themeColor="text1" w:themeTint="BF" w:themeShade="FF"/>
+                <w:color w:val="000000" w:themeColor="text1" w:themeTint="FF" w:themeShade="FF"/>
                 <w:sz w:val="18"/>
                 <w:szCs w:val="18"/>
               </w:rPr>
@@ -10367,7 +10428,7 @@
             <w:r>
               <w:rPr>
                 <w:rFonts w:ascii="Arial" w:hAnsi="Arial" w:eastAsia="Arial"/>
-                <w:color w:val="404040" w:themeColor="text1" w:themeTint="BF" w:themeShade="FF"/>
+                <w:color w:val="000000" w:themeColor="text1" w:themeTint="FF" w:themeShade="FF"/>
                 <w:sz w:val="18"/>
                 <w:szCs w:val="18"/>
               </w:rPr>
@@ -10376,7 +10437,7 @@
             <w:r>
               <w:rPr>
                 <w:rFonts w:ascii="Arial" w:hAnsi="Arial" w:eastAsia="Arial"/>
-                <w:color w:val="404040" w:themeColor="text1" w:themeTint="BF" w:themeShade="FF"/>
+                <w:color w:val="000000" w:themeColor="text1" w:themeTint="FF" w:themeShade="FF"/>
                 <w:sz w:val="18"/>
                 <w:szCs w:val="18"/>
               </w:rPr>
@@ -10385,7 +10446,7 @@
             <w:r>
               <w:rPr>
                 <w:rFonts w:ascii="Arial" w:hAnsi="Arial" w:eastAsia="Arial"/>
-                <w:color w:val="404040" w:themeColor="text1" w:themeTint="BF" w:themeShade="FF"/>
+                <w:color w:val="000000" w:themeColor="text1" w:themeTint="FF" w:themeShade="FF"/>
                 <w:sz w:val="18"/>
                 <w:szCs w:val="18"/>
               </w:rPr>
@@ -10394,7 +10455,7 @@
             <w:r>
               <w:rPr>
                 <w:rFonts w:ascii="Arial" w:hAnsi="Arial" w:eastAsia="Arial"/>
-                <w:color w:val="404040" w:themeColor="text1" w:themeTint="BF" w:themeShade="FF"/>
+                <w:color w:val="000000" w:themeColor="text1" w:themeTint="FF" w:themeShade="FF"/>
                 <w:sz w:val="18"/>
                 <w:szCs w:val="18"/>
               </w:rPr>
@@ -10403,7 +10464,7 @@
             <w:r>
               <w:rPr>
                 <w:rFonts w:ascii="Arial" w:hAnsi="Arial" w:eastAsia="Arial"/>
-                <w:color w:val="404040" w:themeColor="text1" w:themeTint="BF" w:themeShade="FF"/>
+                <w:color w:val="000000" w:themeColor="text1" w:themeTint="FF" w:themeShade="FF"/>
                 <w:sz w:val="18"/>
                 <w:szCs w:val="18"/>
               </w:rPr>
@@ -10425,17 +10486,11 @@
               <w:spacing w:before="120" w:beforeAutospacing="off" w:after="120" w:afterAutospacing="off" w:line="240" w:lineRule="auto"/>
               <w:ind w:left="0" w:right="0"/>
               <w:jc w:val="left"/>
-              <w:rPr>
-                <w:rFonts w:ascii="Arial" w:hAnsi="Arial" w:eastAsia="Arial"/>
-                <w:color w:val="404040" w:themeColor="text1" w:themeTint="BF" w:themeShade="FF"/>
-                <w:sz w:val="18"/>
-                <w:szCs w:val="18"/>
-              </w:rPr>
             </w:pPr>
             <w:r>
               <w:rPr>
                 <w:rFonts w:ascii="Arial" w:hAnsi="Arial" w:eastAsia="Arial"/>
-                <w:color w:val="404040" w:themeColor="text1" w:themeTint="BF" w:themeShade="FF"/>
+                <w:color w:val="000000" w:themeColor="text1" w:themeTint="FF" w:themeShade="FF"/>
                 <w:sz w:val="18"/>
                 <w:szCs w:val="18"/>
               </w:rPr>
@@ -10457,17 +10512,11 @@
               <w:spacing w:before="120" w:beforeAutospacing="off" w:after="120" w:afterAutospacing="off" w:line="240" w:lineRule="auto"/>
               <w:ind w:left="0" w:right="0"/>
               <w:jc w:val="left"/>
-              <w:rPr>
-                <w:rFonts w:ascii="Arial" w:hAnsi="Arial" w:eastAsia="Arial"/>
-                <w:color w:val="404040" w:themeColor="text1" w:themeTint="BF" w:themeShade="FF"/>
-                <w:sz w:val="18"/>
-                <w:szCs w:val="18"/>
-              </w:rPr>
             </w:pPr>
             <w:r>
               <w:rPr>
                 <w:rFonts w:ascii="Arial" w:hAnsi="Arial" w:eastAsia="Arial"/>
-                <w:color w:val="404040" w:themeColor="text1" w:themeTint="BF" w:themeShade="FF"/>
+                <w:color w:val="000000" w:themeColor="text1" w:themeTint="FF" w:themeShade="FF"/>
                 <w:sz w:val="18"/>
                 <w:szCs w:val="18"/>
               </w:rPr>
@@ -10497,7 +10546,7 @@
               <w:jc w:val="left"/>
               <w:rPr>
                 <w:rFonts w:ascii="Arial" w:hAnsi="Arial" w:eastAsia="Arial"/>
-                <w:color w:val="404040" w:themeColor="text1" w:themeTint="BF" w:themeShade="FF"/>
+                <w:color w:val="000000" w:themeColor="text1" w:themeTint="FF" w:themeShade="FF"/>
                 <w:sz w:val="18"/>
                 <w:szCs w:val="18"/>
               </w:rPr>
@@ -10505,7 +10554,16 @@
             <w:r>
               <w:rPr>
                 <w:rFonts w:ascii="Arial" w:hAnsi="Arial" w:eastAsia="Arial"/>
-                <w:color w:val="404040" w:themeColor="text1" w:themeTint="BF" w:themeShade="FF"/>
+                <w:color w:val="000000" w:themeColor="text1" w:themeTint="FF" w:themeShade="FF"/>
+                <w:sz w:val="18"/>
+                <w:szCs w:val="18"/>
+              </w:rPr>
+              <w:t xml:space="preserve">6 - </w:t>
+            </w:r>
+            <w:r>
+              <w:rPr>
+                <w:rFonts w:ascii="Arial" w:hAnsi="Arial" w:eastAsia="Arial"/>
+                <w:color w:val="000000" w:themeColor="text1" w:themeTint="FF" w:themeShade="FF"/>
                 <w:sz w:val="18"/>
                 <w:szCs w:val="18"/>
               </w:rPr>
@@ -10514,7 +10572,7 @@
             <w:r>
               <w:rPr>
                 <w:rFonts w:ascii="Arial" w:hAnsi="Arial" w:eastAsia="Arial"/>
-                <w:color w:val="404040" w:themeColor="text1" w:themeTint="BF" w:themeShade="FF"/>
+                <w:color w:val="000000" w:themeColor="text1" w:themeTint="FF" w:themeShade="FF"/>
                 <w:sz w:val="18"/>
                 <w:szCs w:val="18"/>
               </w:rPr>
@@ -10523,7 +10581,7 @@
             <w:r>
               <w:rPr>
                 <w:rFonts w:ascii="Arial" w:hAnsi="Arial" w:eastAsia="Arial"/>
-                <w:color w:val="404040" w:themeColor="text1" w:themeTint="BF" w:themeShade="FF"/>
+                <w:color w:val="000000" w:themeColor="text1" w:themeTint="FF" w:themeShade="FF"/>
                 <w:sz w:val="18"/>
                 <w:szCs w:val="18"/>
               </w:rPr>
@@ -10532,7 +10590,7 @@
             <w:r>
               <w:rPr>
                 <w:rFonts w:ascii="Arial" w:hAnsi="Arial" w:eastAsia="Arial"/>
-                <w:color w:val="404040" w:themeColor="text1" w:themeTint="BF" w:themeShade="FF"/>
+                <w:color w:val="000000" w:themeColor="text1" w:themeTint="FF" w:themeShade="FF"/>
                 <w:sz w:val="18"/>
                 <w:szCs w:val="18"/>
               </w:rPr>
@@ -10541,7 +10599,7 @@
             <w:r>
               <w:rPr>
                 <w:rFonts w:ascii="Arial" w:hAnsi="Arial" w:eastAsia="Arial"/>
-                <w:color w:val="404040" w:themeColor="text1" w:themeTint="BF" w:themeShade="FF"/>
+                <w:color w:val="000000" w:themeColor="text1" w:themeTint="FF" w:themeShade="FF"/>
                 <w:sz w:val="18"/>
                 <w:szCs w:val="18"/>
               </w:rPr>
@@ -10550,7 +10608,7 @@
             <w:r>
               <w:rPr>
                 <w:rFonts w:ascii="Arial" w:hAnsi="Arial" w:eastAsia="Arial"/>
-                <w:color w:val="404040" w:themeColor="text1" w:themeTint="BF" w:themeShade="FF"/>
+                <w:color w:val="000000" w:themeColor="text1" w:themeTint="FF" w:themeShade="FF"/>
                 <w:sz w:val="18"/>
                 <w:szCs w:val="18"/>
               </w:rPr>
@@ -10559,7 +10617,7 @@
             <w:r>
               <w:rPr>
                 <w:rFonts w:ascii="Arial" w:hAnsi="Arial" w:eastAsia="Arial"/>
-                <w:color w:val="404040" w:themeColor="text1" w:themeTint="BF" w:themeShade="FF"/>
+                <w:color w:val="000000" w:themeColor="text1" w:themeTint="FF" w:themeShade="FF"/>
                 <w:sz w:val="18"/>
                 <w:szCs w:val="18"/>
               </w:rPr>
@@ -10568,7 +10626,7 @@
             <w:r>
               <w:rPr>
                 <w:rFonts w:ascii="Arial" w:hAnsi="Arial" w:eastAsia="Arial"/>
-                <w:color w:val="404040" w:themeColor="text1" w:themeTint="BF" w:themeShade="FF"/>
+                <w:color w:val="000000" w:themeColor="text1" w:themeTint="FF" w:themeShade="FF"/>
                 <w:sz w:val="18"/>
                 <w:szCs w:val="18"/>
               </w:rPr>
@@ -10577,7 +10635,7 @@
             <w:r>
               <w:rPr>
                 <w:rFonts w:ascii="Arial" w:hAnsi="Arial" w:eastAsia="Arial"/>
-                <w:color w:val="404040" w:themeColor="text1" w:themeTint="BF" w:themeShade="FF"/>
+                <w:color w:val="000000" w:themeColor="text1" w:themeTint="FF" w:themeShade="FF"/>
                 <w:sz w:val="18"/>
                 <w:szCs w:val="18"/>
               </w:rPr>
@@ -10586,7 +10644,7 @@
             <w:r>
               <w:rPr>
                 <w:rFonts w:ascii="Arial" w:hAnsi="Arial" w:eastAsia="Arial"/>
-                <w:color w:val="404040" w:themeColor="text1" w:themeTint="BF" w:themeShade="FF"/>
+                <w:color w:val="000000" w:themeColor="text1" w:themeTint="FF" w:themeShade="FF"/>
                 <w:sz w:val="18"/>
                 <w:szCs w:val="18"/>
               </w:rPr>
@@ -10595,7 +10653,7 @@
             <w:r>
               <w:rPr>
                 <w:rFonts w:ascii="Arial" w:hAnsi="Arial" w:eastAsia="Arial"/>
-                <w:color w:val="404040" w:themeColor="text1" w:themeTint="BF" w:themeShade="FF"/>
+                <w:color w:val="000000" w:themeColor="text1" w:themeTint="FF" w:themeShade="FF"/>
                 <w:sz w:val="18"/>
                 <w:szCs w:val="18"/>
               </w:rPr>
@@ -10604,7 +10662,7 @@
             <w:r>
               <w:rPr>
                 <w:rFonts w:ascii="Arial" w:hAnsi="Arial" w:eastAsia="Arial"/>
-                <w:color w:val="404040" w:themeColor="text1" w:themeTint="BF" w:themeShade="FF"/>
+                <w:color w:val="000000" w:themeColor="text1" w:themeTint="FF" w:themeShade="FF"/>
                 <w:sz w:val="18"/>
                 <w:szCs w:val="18"/>
               </w:rPr>
@@ -10626,17 +10684,11 @@
               <w:spacing w:before="120" w:beforeAutospacing="off" w:after="120" w:afterAutospacing="off" w:line="240" w:lineRule="auto"/>
               <w:ind w:left="0" w:right="0"/>
               <w:jc w:val="left"/>
-              <w:rPr>
-                <w:rFonts w:ascii="Arial" w:hAnsi="Arial" w:eastAsia="Arial"/>
-                <w:color w:val="404040" w:themeColor="text1" w:themeTint="BF" w:themeShade="FF"/>
-                <w:sz w:val="18"/>
-                <w:szCs w:val="18"/>
-              </w:rPr>
             </w:pPr>
             <w:r>
               <w:rPr>
                 <w:rFonts w:ascii="Arial" w:hAnsi="Arial" w:eastAsia="Arial"/>
-                <w:color w:val="404040" w:themeColor="text1" w:themeTint="BF" w:themeShade="FF"/>
+                <w:color w:val="000000" w:themeColor="text1" w:themeTint="FF" w:themeShade="FF"/>
                 <w:sz w:val="18"/>
                 <w:szCs w:val="18"/>
               </w:rPr>
@@ -10658,17 +10710,11 @@
               <w:spacing w:before="120" w:beforeAutospacing="off" w:after="120" w:afterAutospacing="off" w:line="240" w:lineRule="auto"/>
               <w:ind w:left="0" w:right="0"/>
               <w:jc w:val="left"/>
-              <w:rPr>
-                <w:rFonts w:ascii="Arial" w:hAnsi="Arial" w:eastAsia="Arial"/>
-                <w:color w:val="404040" w:themeColor="text1" w:themeTint="BF" w:themeShade="FF"/>
-                <w:sz w:val="18"/>
-                <w:szCs w:val="18"/>
-              </w:rPr>
             </w:pPr>
             <w:r>
               <w:rPr>
                 <w:rFonts w:ascii="Arial" w:hAnsi="Arial" w:eastAsia="Arial"/>
-                <w:color w:val="404040" w:themeColor="text1" w:themeTint="BF" w:themeShade="FF"/>
+                <w:color w:val="000000" w:themeColor="text1" w:themeTint="FF" w:themeShade="FF"/>
                 <w:sz w:val="18"/>
                 <w:szCs w:val="18"/>
               </w:rPr>
@@ -10698,7 +10744,7 @@
               <w:jc w:val="left"/>
               <w:rPr>
                 <w:rFonts w:ascii="Arial" w:hAnsi="Arial" w:eastAsia="Arial"/>
-                <w:color w:val="404040" w:themeColor="text1" w:themeTint="BF" w:themeShade="FF"/>
+                <w:color w:val="000000" w:themeColor="text1" w:themeTint="FF" w:themeShade="FF"/>
                 <w:sz w:val="18"/>
                 <w:szCs w:val="18"/>
               </w:rPr>
@@ -10706,7 +10752,16 @@
             <w:r>
               <w:rPr>
                 <w:rFonts w:ascii="Arial" w:hAnsi="Arial" w:eastAsia="Arial"/>
-                <w:color w:val="404040" w:themeColor="text1" w:themeTint="BF" w:themeShade="FF"/>
+                <w:color w:val="000000" w:themeColor="text1" w:themeTint="FF" w:themeShade="FF"/>
+                <w:sz w:val="18"/>
+                <w:szCs w:val="18"/>
+              </w:rPr>
+              <w:t xml:space="preserve">7 - </w:t>
+            </w:r>
+            <w:r>
+              <w:rPr>
+                <w:rFonts w:ascii="Arial" w:hAnsi="Arial" w:eastAsia="Arial"/>
+                <w:color w:val="000000" w:themeColor="text1" w:themeTint="FF" w:themeShade="FF"/>
                 <w:sz w:val="18"/>
                 <w:szCs w:val="18"/>
               </w:rPr>
@@ -10715,7 +10770,7 @@
             <w:r>
               <w:rPr>
                 <w:rFonts w:ascii="Arial" w:hAnsi="Arial" w:eastAsia="Arial"/>
-                <w:color w:val="404040" w:themeColor="text1" w:themeTint="BF" w:themeShade="FF"/>
+                <w:color w:val="000000" w:themeColor="text1" w:themeTint="FF" w:themeShade="FF"/>
                 <w:sz w:val="18"/>
                 <w:szCs w:val="18"/>
               </w:rPr>
@@ -10724,7 +10779,7 @@
             <w:r>
               <w:rPr>
                 <w:rFonts w:ascii="Arial" w:hAnsi="Arial" w:eastAsia="Arial"/>
-                <w:color w:val="404040" w:themeColor="text1" w:themeTint="BF" w:themeShade="FF"/>
+                <w:color w:val="000000" w:themeColor="text1" w:themeTint="FF" w:themeShade="FF"/>
                 <w:sz w:val="18"/>
                 <w:szCs w:val="18"/>
               </w:rPr>
@@ -10733,7 +10788,7 @@
             <w:r>
               <w:rPr>
                 <w:rFonts w:ascii="Arial" w:hAnsi="Arial" w:eastAsia="Arial"/>
-                <w:color w:val="404040" w:themeColor="text1" w:themeTint="BF" w:themeShade="FF"/>
+                <w:color w:val="000000" w:themeColor="text1" w:themeTint="FF" w:themeShade="FF"/>
                 <w:sz w:val="18"/>
                 <w:szCs w:val="18"/>
               </w:rPr>
@@ -10742,7 +10797,7 @@
             <w:r>
               <w:rPr>
                 <w:rFonts w:ascii="Arial" w:hAnsi="Arial" w:eastAsia="Arial"/>
-                <w:color w:val="404040" w:themeColor="text1" w:themeTint="BF" w:themeShade="FF"/>
+                <w:color w:val="000000" w:themeColor="text1" w:themeTint="FF" w:themeShade="FF"/>
                 <w:sz w:val="18"/>
                 <w:szCs w:val="18"/>
               </w:rPr>
@@ -10751,7 +10806,7 @@
             <w:r>
               <w:rPr>
                 <w:rFonts w:ascii="Arial" w:hAnsi="Arial" w:eastAsia="Arial"/>
-                <w:color w:val="404040" w:themeColor="text1" w:themeTint="BF" w:themeShade="FF"/>
+                <w:color w:val="000000" w:themeColor="text1" w:themeTint="FF" w:themeShade="FF"/>
                 <w:sz w:val="18"/>
                 <w:szCs w:val="18"/>
               </w:rPr>
@@ -10760,7 +10815,7 @@
             <w:r>
               <w:rPr>
                 <w:rFonts w:ascii="Arial" w:hAnsi="Arial" w:eastAsia="Arial"/>
-                <w:color w:val="404040" w:themeColor="text1" w:themeTint="BF" w:themeShade="FF"/>
+                <w:color w:val="000000" w:themeColor="text1" w:themeTint="FF" w:themeShade="FF"/>
                 <w:sz w:val="18"/>
                 <w:szCs w:val="18"/>
               </w:rPr>
@@ -10769,7 +10824,7 @@
             <w:r>
               <w:rPr>
                 <w:rFonts w:ascii="Arial" w:hAnsi="Arial" w:eastAsia="Arial"/>
-                <w:color w:val="404040" w:themeColor="text1" w:themeTint="BF" w:themeShade="FF"/>
+                <w:color w:val="000000" w:themeColor="text1" w:themeTint="FF" w:themeShade="FF"/>
                 <w:sz w:val="18"/>
                 <w:szCs w:val="18"/>
               </w:rPr>
@@ -10778,7 +10833,7 @@
             <w:r>
               <w:rPr>
                 <w:rFonts w:ascii="Arial" w:hAnsi="Arial" w:eastAsia="Arial"/>
-                <w:color w:val="404040" w:themeColor="text1" w:themeTint="BF" w:themeShade="FF"/>
+                <w:color w:val="000000" w:themeColor="text1" w:themeTint="FF" w:themeShade="FF"/>
                 <w:sz w:val="18"/>
                 <w:szCs w:val="18"/>
               </w:rPr>
@@ -10787,7 +10842,7 @@
             <w:r>
               <w:rPr>
                 <w:rFonts w:ascii="Arial" w:hAnsi="Arial" w:eastAsia="Arial"/>
-                <w:color w:val="404040" w:themeColor="text1" w:themeTint="BF" w:themeShade="FF"/>
+                <w:color w:val="000000" w:themeColor="text1" w:themeTint="FF" w:themeShade="FF"/>
                 <w:sz w:val="18"/>
                 <w:szCs w:val="18"/>
               </w:rPr>
@@ -10796,7 +10851,7 @@
             <w:r>
               <w:rPr>
                 <w:rFonts w:ascii="Arial" w:hAnsi="Arial" w:eastAsia="Arial"/>
-                <w:color w:val="404040" w:themeColor="text1" w:themeTint="BF" w:themeShade="FF"/>
+                <w:color w:val="000000" w:themeColor="text1" w:themeTint="FF" w:themeShade="FF"/>
                 <w:sz w:val="18"/>
                 <w:szCs w:val="18"/>
               </w:rPr>
@@ -10805,7 +10860,7 @@
             <w:r>
               <w:rPr>
                 <w:rFonts w:ascii="Arial" w:hAnsi="Arial" w:eastAsia="Arial"/>
-                <w:color w:val="404040" w:themeColor="text1" w:themeTint="BF" w:themeShade="FF"/>
+                <w:color w:val="000000" w:themeColor="text1" w:themeTint="FF" w:themeShade="FF"/>
                 <w:sz w:val="18"/>
                 <w:szCs w:val="18"/>
               </w:rPr>
@@ -10814,7 +10869,7 @@
             <w:r>
               <w:rPr>
                 <w:rFonts w:ascii="Arial" w:hAnsi="Arial" w:eastAsia="Arial"/>
-                <w:color w:val="404040" w:themeColor="text1" w:themeTint="BF" w:themeShade="FF"/>
+                <w:color w:val="000000" w:themeColor="text1" w:themeTint="FF" w:themeShade="FF"/>
                 <w:sz w:val="18"/>
                 <w:szCs w:val="18"/>
               </w:rPr>
@@ -10823,7 +10878,7 @@
             <w:r>
               <w:rPr>
                 <w:rFonts w:ascii="Arial" w:hAnsi="Arial" w:eastAsia="Arial"/>
-                <w:color w:val="404040" w:themeColor="text1" w:themeTint="BF" w:themeShade="FF"/>
+                <w:color w:val="000000" w:themeColor="text1" w:themeTint="FF" w:themeShade="FF"/>
                 <w:sz w:val="18"/>
                 <w:szCs w:val="18"/>
               </w:rPr>
@@ -10845,21 +10900,15 @@
               <w:spacing w:before="120" w:beforeAutospacing="off" w:after="120" w:afterAutospacing="off" w:line="240" w:lineRule="auto"/>
               <w:ind w:left="0" w:right="0"/>
               <w:jc w:val="left"/>
-              <w:rPr>
-                <w:rFonts w:ascii="Arial" w:hAnsi="Arial" w:eastAsia="Arial"/>
-                <w:color w:val="404040" w:themeColor="text1" w:themeTint="BF" w:themeShade="FF"/>
-                <w:sz w:val="18"/>
-                <w:szCs w:val="18"/>
-              </w:rPr>
             </w:pPr>
             <w:r>
               <w:rPr>
                 <w:rFonts w:ascii="Arial" w:hAnsi="Arial" w:eastAsia="Arial"/>
-                <w:color w:val="404040" w:themeColor="text1" w:themeTint="BF" w:themeShade="FF"/>
-                <w:sz w:val="18"/>
-                <w:szCs w:val="18"/>
-              </w:rPr>
-              <w:t>Media</w:t>
+                <w:color w:val="000000" w:themeColor="text1" w:themeTint="FF" w:themeShade="FF"/>
+                <w:sz w:val="18"/>
+                <w:szCs w:val="18"/>
+              </w:rPr>
+              <w:t>Baja</w:t>
             </w:r>
           </w:p>
         </w:tc>
@@ -10877,21 +10926,15 @@
               <w:spacing w:before="120" w:beforeAutospacing="off" w:after="120" w:afterAutospacing="off" w:line="240" w:lineRule="auto"/>
               <w:ind w:left="0" w:right="0"/>
               <w:jc w:val="left"/>
-              <w:rPr>
-                <w:rFonts w:ascii="Arial" w:hAnsi="Arial" w:eastAsia="Arial"/>
-                <w:color w:val="404040" w:themeColor="text1" w:themeTint="BF" w:themeShade="FF"/>
-                <w:sz w:val="18"/>
-                <w:szCs w:val="18"/>
-              </w:rPr>
             </w:pPr>
             <w:r>
               <w:rPr>
                 <w:rFonts w:ascii="Arial" w:hAnsi="Arial" w:eastAsia="Arial"/>
-                <w:color w:val="404040" w:themeColor="text1" w:themeTint="BF" w:themeShade="FF"/>
-                <w:sz w:val="18"/>
-                <w:szCs w:val="18"/>
-              </w:rPr>
-              <w:t>Media</w:t>
+                <w:color w:val="000000" w:themeColor="text1" w:themeTint="FF" w:themeShade="FF"/>
+                <w:sz w:val="18"/>
+                <w:szCs w:val="18"/>
+              </w:rPr>
+              <w:t>Baja</w:t>
             </w:r>
           </w:p>
         </w:tc>
@@ -10917,7 +10960,7 @@
               <w:jc w:val="left"/>
               <w:rPr>
                 <w:rFonts w:ascii="Arial" w:hAnsi="Arial" w:eastAsia="Arial"/>
-                <w:color w:val="404040" w:themeColor="text1" w:themeTint="BF" w:themeShade="FF"/>
+                <w:color w:val="000000" w:themeColor="text1" w:themeTint="FF" w:themeShade="FF"/>
                 <w:sz w:val="18"/>
                 <w:szCs w:val="18"/>
               </w:rPr>
@@ -10925,7 +10968,16 @@
             <w:r>
               <w:rPr>
                 <w:rFonts w:ascii="Arial" w:hAnsi="Arial" w:eastAsia="Arial"/>
-                <w:color w:val="404040" w:themeColor="text1" w:themeTint="BF" w:themeShade="FF"/>
+                <w:color w:val="000000" w:themeColor="text1" w:themeTint="FF" w:themeShade="FF"/>
+                <w:sz w:val="18"/>
+                <w:szCs w:val="18"/>
+              </w:rPr>
+              <w:t xml:space="preserve">8 - </w:t>
+            </w:r>
+            <w:r>
+              <w:rPr>
+                <w:rFonts w:ascii="Arial" w:hAnsi="Arial" w:eastAsia="Arial"/>
+                <w:color w:val="000000" w:themeColor="text1" w:themeTint="FF" w:themeShade="FF"/>
                 <w:sz w:val="18"/>
                 <w:szCs w:val="18"/>
               </w:rPr>
@@ -10934,7 +10986,7 @@
             <w:r>
               <w:rPr>
                 <w:rFonts w:ascii="Arial" w:hAnsi="Arial" w:eastAsia="Arial"/>
-                <w:color w:val="404040" w:themeColor="text1" w:themeTint="BF" w:themeShade="FF"/>
+                <w:color w:val="000000" w:themeColor="text1" w:themeTint="FF" w:themeShade="FF"/>
                 <w:sz w:val="18"/>
                 <w:szCs w:val="18"/>
               </w:rPr>
@@ -10943,7 +10995,7 @@
             <w:r>
               <w:rPr>
                 <w:rFonts w:ascii="Arial" w:hAnsi="Arial" w:eastAsia="Arial"/>
-                <w:color w:val="404040" w:themeColor="text1" w:themeTint="BF" w:themeShade="FF"/>
+                <w:color w:val="000000" w:themeColor="text1" w:themeTint="FF" w:themeShade="FF"/>
                 <w:sz w:val="18"/>
                 <w:szCs w:val="18"/>
               </w:rPr>
@@ -10952,7 +11004,7 @@
             <w:r>
               <w:rPr>
                 <w:rFonts w:ascii="Arial" w:hAnsi="Arial" w:eastAsia="Arial"/>
-                <w:color w:val="404040" w:themeColor="text1" w:themeTint="BF" w:themeShade="FF"/>
+                <w:color w:val="000000" w:themeColor="text1" w:themeTint="FF" w:themeShade="FF"/>
                 <w:sz w:val="18"/>
                 <w:szCs w:val="18"/>
               </w:rPr>
@@ -10961,7 +11013,7 @@
             <w:r>
               <w:rPr>
                 <w:rFonts w:ascii="Arial" w:hAnsi="Arial" w:eastAsia="Arial"/>
-                <w:color w:val="404040" w:themeColor="text1" w:themeTint="BF" w:themeShade="FF"/>
+                <w:color w:val="000000" w:themeColor="text1" w:themeTint="FF" w:themeShade="FF"/>
                 <w:sz w:val="18"/>
                 <w:szCs w:val="18"/>
               </w:rPr>
@@ -10970,7 +11022,7 @@
             <w:r>
               <w:rPr>
                 <w:rFonts w:ascii="Arial" w:hAnsi="Arial" w:eastAsia="Arial"/>
-                <w:color w:val="404040" w:themeColor="text1" w:themeTint="BF" w:themeShade="FF"/>
+                <w:color w:val="000000" w:themeColor="text1" w:themeTint="FF" w:themeShade="FF"/>
                 <w:sz w:val="18"/>
                 <w:szCs w:val="18"/>
               </w:rPr>
@@ -10979,7 +11031,7 @@
             <w:r>
               <w:rPr>
                 <w:rFonts w:ascii="Arial" w:hAnsi="Arial" w:eastAsia="Arial"/>
-                <w:color w:val="404040" w:themeColor="text1" w:themeTint="BF" w:themeShade="FF"/>
+                <w:color w:val="000000" w:themeColor="text1" w:themeTint="FF" w:themeShade="FF"/>
                 <w:sz w:val="18"/>
                 <w:szCs w:val="18"/>
               </w:rPr>
@@ -10988,7 +11040,7 @@
             <w:r>
               <w:rPr>
                 <w:rFonts w:ascii="Arial" w:hAnsi="Arial" w:eastAsia="Arial"/>
-                <w:color w:val="404040" w:themeColor="text1" w:themeTint="BF" w:themeShade="FF"/>
+                <w:color w:val="000000" w:themeColor="text1" w:themeTint="FF" w:themeShade="FF"/>
                 <w:sz w:val="18"/>
                 <w:szCs w:val="18"/>
               </w:rPr>
@@ -10997,7 +11049,7 @@
             <w:r>
               <w:rPr>
                 <w:rFonts w:ascii="Arial" w:hAnsi="Arial" w:eastAsia="Arial"/>
-                <w:color w:val="404040" w:themeColor="text1" w:themeTint="BF" w:themeShade="FF"/>
+                <w:color w:val="000000" w:themeColor="text1" w:themeTint="FF" w:themeShade="FF"/>
                 <w:sz w:val="18"/>
                 <w:szCs w:val="18"/>
               </w:rPr>
@@ -11006,7 +11058,7 @@
             <w:r>
               <w:rPr>
                 <w:rFonts w:ascii="Arial" w:hAnsi="Arial" w:eastAsia="Arial"/>
-                <w:color w:val="404040" w:themeColor="text1" w:themeTint="BF" w:themeShade="FF"/>
+                <w:color w:val="000000" w:themeColor="text1" w:themeTint="FF" w:themeShade="FF"/>
                 <w:sz w:val="18"/>
                 <w:szCs w:val="18"/>
               </w:rPr>
@@ -11015,7 +11067,7 @@
             <w:r>
               <w:rPr>
                 <w:rFonts w:ascii="Arial" w:hAnsi="Arial" w:eastAsia="Arial"/>
-                <w:color w:val="404040" w:themeColor="text1" w:themeTint="BF" w:themeShade="FF"/>
+                <w:color w:val="000000" w:themeColor="text1" w:themeTint="FF" w:themeShade="FF"/>
                 <w:sz w:val="18"/>
                 <w:szCs w:val="18"/>
               </w:rPr>
@@ -11024,7 +11076,7 @@
             <w:r>
               <w:rPr>
                 <w:rFonts w:ascii="Arial" w:hAnsi="Arial" w:eastAsia="Arial"/>
-                <w:color w:val="404040" w:themeColor="text1" w:themeTint="BF" w:themeShade="FF"/>
+                <w:color w:val="000000" w:themeColor="text1" w:themeTint="FF" w:themeShade="FF"/>
                 <w:sz w:val="18"/>
                 <w:szCs w:val="18"/>
               </w:rPr>
@@ -11033,7 +11085,7 @@
             <w:r>
               <w:rPr>
                 <w:rFonts w:ascii="Arial" w:hAnsi="Arial" w:eastAsia="Arial"/>
-                <w:color w:val="404040" w:themeColor="text1" w:themeTint="BF" w:themeShade="FF"/>
+                <w:color w:val="000000" w:themeColor="text1" w:themeTint="FF" w:themeShade="FF"/>
                 <w:sz w:val="18"/>
                 <w:szCs w:val="18"/>
               </w:rPr>
@@ -11055,21 +11107,15 @@
               <w:spacing w:before="120" w:beforeAutospacing="off" w:after="120" w:afterAutospacing="off" w:line="240" w:lineRule="auto"/>
               <w:ind w:left="0" w:right="0"/>
               <w:jc w:val="left"/>
-              <w:rPr>
-                <w:rFonts w:ascii="Arial" w:hAnsi="Arial" w:eastAsia="Arial"/>
-                <w:color w:val="404040" w:themeColor="text1" w:themeTint="BF" w:themeShade="FF"/>
-                <w:sz w:val="18"/>
-                <w:szCs w:val="18"/>
-              </w:rPr>
             </w:pPr>
             <w:r>
               <w:rPr>
                 <w:rFonts w:ascii="Arial" w:hAnsi="Arial" w:eastAsia="Arial"/>
-                <w:color w:val="404040" w:themeColor="text1" w:themeTint="BF" w:themeShade="FF"/>
-                <w:sz w:val="18"/>
-                <w:szCs w:val="18"/>
-              </w:rPr>
-              <w:t>Media</w:t>
+                <w:color w:val="000000" w:themeColor="text1" w:themeTint="FF" w:themeShade="FF"/>
+                <w:sz w:val="18"/>
+                <w:szCs w:val="18"/>
+              </w:rPr>
+              <w:t>Baja</w:t>
             </w:r>
           </w:p>
         </w:tc>
@@ -11087,21 +11133,15 @@
               <w:spacing w:before="120" w:beforeAutospacing="off" w:after="120" w:afterAutospacing="off" w:line="240" w:lineRule="auto"/>
               <w:ind w:left="0" w:right="0"/>
               <w:jc w:val="left"/>
-              <w:rPr>
-                <w:rFonts w:ascii="Arial" w:hAnsi="Arial" w:eastAsia="Arial"/>
-                <w:color w:val="404040" w:themeColor="text1" w:themeTint="BF" w:themeShade="FF"/>
-                <w:sz w:val="18"/>
-                <w:szCs w:val="18"/>
-              </w:rPr>
             </w:pPr>
             <w:r>
               <w:rPr>
                 <w:rFonts w:ascii="Arial" w:hAnsi="Arial" w:eastAsia="Arial"/>
-                <w:color w:val="404040" w:themeColor="text1" w:themeTint="BF" w:themeShade="FF"/>
-                <w:sz w:val="18"/>
-                <w:szCs w:val="18"/>
-              </w:rPr>
-              <w:t>Alta</w:t>
+                <w:color w:val="000000" w:themeColor="text1" w:themeTint="FF" w:themeShade="FF"/>
+                <w:sz w:val="18"/>
+                <w:szCs w:val="18"/>
+              </w:rPr>
+              <w:t>Media</w:t>
             </w:r>
           </w:p>
         </w:tc>
@@ -11127,7 +11167,7 @@
               <w:jc w:val="left"/>
               <w:rPr>
                 <w:rFonts w:ascii="Arial" w:hAnsi="Arial" w:eastAsia="Arial"/>
-                <w:color w:val="404040" w:themeColor="text1" w:themeTint="BF" w:themeShade="FF"/>
+                <w:color w:val="000000" w:themeColor="text1" w:themeTint="FF" w:themeShade="FF"/>
                 <w:sz w:val="18"/>
                 <w:szCs w:val="18"/>
               </w:rPr>
@@ -11135,7 +11175,16 @@
             <w:r>
               <w:rPr>
                 <w:rFonts w:ascii="Arial" w:hAnsi="Arial" w:eastAsia="Arial"/>
-                <w:color w:val="404040" w:themeColor="text1" w:themeTint="BF" w:themeShade="FF"/>
+                <w:color w:val="000000" w:themeColor="text1" w:themeTint="FF" w:themeShade="FF"/>
+                <w:sz w:val="18"/>
+                <w:szCs w:val="18"/>
+              </w:rPr>
+              <w:t xml:space="preserve">9 - </w:t>
+            </w:r>
+            <w:r>
+              <w:rPr>
+                <w:rFonts w:ascii="Arial" w:hAnsi="Arial" w:eastAsia="Arial"/>
+                <w:color w:val="000000" w:themeColor="text1" w:themeTint="FF" w:themeShade="FF"/>
                 <w:sz w:val="18"/>
                 <w:szCs w:val="18"/>
               </w:rPr>
@@ -11144,7 +11193,7 @@
             <w:r>
               <w:rPr>
                 <w:rFonts w:ascii="Arial" w:hAnsi="Arial" w:eastAsia="Arial"/>
-                <w:color w:val="404040" w:themeColor="text1" w:themeTint="BF" w:themeShade="FF"/>
+                <w:color w:val="000000" w:themeColor="text1" w:themeTint="FF" w:themeShade="FF"/>
                 <w:sz w:val="18"/>
                 <w:szCs w:val="18"/>
               </w:rPr>
@@ -11153,7 +11202,7 @@
             <w:r>
               <w:rPr>
                 <w:rFonts w:ascii="Arial" w:hAnsi="Arial" w:eastAsia="Arial"/>
-                <w:color w:val="404040" w:themeColor="text1" w:themeTint="BF" w:themeShade="FF"/>
+                <w:color w:val="000000" w:themeColor="text1" w:themeTint="FF" w:themeShade="FF"/>
                 <w:sz w:val="18"/>
                 <w:szCs w:val="18"/>
               </w:rPr>
@@ -11162,7 +11211,7 @@
             <w:r>
               <w:rPr>
                 <w:rFonts w:ascii="Arial" w:hAnsi="Arial" w:eastAsia="Arial"/>
-                <w:color w:val="404040" w:themeColor="text1" w:themeTint="BF" w:themeShade="FF"/>
+                <w:color w:val="000000" w:themeColor="text1" w:themeTint="FF" w:themeShade="FF"/>
                 <w:sz w:val="18"/>
                 <w:szCs w:val="18"/>
               </w:rPr>
@@ -11171,7 +11220,7 @@
             <w:r>
               <w:rPr>
                 <w:rFonts w:ascii="Arial" w:hAnsi="Arial" w:eastAsia="Arial"/>
-                <w:color w:val="404040" w:themeColor="text1" w:themeTint="BF" w:themeShade="FF"/>
+                <w:color w:val="000000" w:themeColor="text1" w:themeTint="FF" w:themeShade="FF"/>
                 <w:sz w:val="18"/>
                 <w:szCs w:val="18"/>
               </w:rPr>
@@ -11180,7 +11229,7 @@
             <w:r>
               <w:rPr>
                 <w:rFonts w:ascii="Arial" w:hAnsi="Arial" w:eastAsia="Arial"/>
-                <w:color w:val="404040" w:themeColor="text1" w:themeTint="BF" w:themeShade="FF"/>
+                <w:color w:val="000000" w:themeColor="text1" w:themeTint="FF" w:themeShade="FF"/>
                 <w:sz w:val="18"/>
                 <w:szCs w:val="18"/>
               </w:rPr>
@@ -11189,7 +11238,7 @@
             <w:r>
               <w:rPr>
                 <w:rFonts w:ascii="Arial" w:hAnsi="Arial" w:eastAsia="Arial"/>
-                <w:color w:val="404040" w:themeColor="text1" w:themeTint="BF" w:themeShade="FF"/>
+                <w:color w:val="000000" w:themeColor="text1" w:themeTint="FF" w:themeShade="FF"/>
                 <w:sz w:val="18"/>
                 <w:szCs w:val="18"/>
               </w:rPr>
@@ -11198,7 +11247,7 @@
             <w:r>
               <w:rPr>
                 <w:rFonts w:ascii="Arial" w:hAnsi="Arial" w:eastAsia="Arial"/>
-                <w:color w:val="404040" w:themeColor="text1" w:themeTint="BF" w:themeShade="FF"/>
+                <w:color w:val="000000" w:themeColor="text1" w:themeTint="FF" w:themeShade="FF"/>
                 <w:sz w:val="18"/>
                 <w:szCs w:val="18"/>
               </w:rPr>
@@ -11207,7 +11256,7 @@
             <w:r>
               <w:rPr>
                 <w:rFonts w:ascii="Arial" w:hAnsi="Arial" w:eastAsia="Arial"/>
-                <w:color w:val="404040" w:themeColor="text1" w:themeTint="BF" w:themeShade="FF"/>
+                <w:color w:val="000000" w:themeColor="text1" w:themeTint="FF" w:themeShade="FF"/>
                 <w:sz w:val="18"/>
                 <w:szCs w:val="18"/>
               </w:rPr>
@@ -11216,7 +11265,7 @@
             <w:r>
               <w:rPr>
                 <w:rFonts w:ascii="Arial" w:hAnsi="Arial" w:eastAsia="Arial"/>
-                <w:color w:val="404040" w:themeColor="text1" w:themeTint="BF" w:themeShade="FF"/>
+                <w:color w:val="000000" w:themeColor="text1" w:themeTint="FF" w:themeShade="FF"/>
                 <w:sz w:val="18"/>
                 <w:szCs w:val="18"/>
               </w:rPr>
@@ -11225,7 +11274,7 @@
             <w:r>
               <w:rPr>
                 <w:rFonts w:ascii="Arial" w:hAnsi="Arial" w:eastAsia="Arial"/>
-                <w:color w:val="404040" w:themeColor="text1" w:themeTint="BF" w:themeShade="FF"/>
+                <w:color w:val="000000" w:themeColor="text1" w:themeTint="FF" w:themeShade="FF"/>
                 <w:sz w:val="18"/>
                 <w:szCs w:val="18"/>
               </w:rPr>
@@ -11234,7 +11283,7 @@
             <w:r>
               <w:rPr>
                 <w:rFonts w:ascii="Arial" w:hAnsi="Arial" w:eastAsia="Arial"/>
-                <w:color w:val="404040" w:themeColor="text1" w:themeTint="BF" w:themeShade="FF"/>
+                <w:color w:val="000000" w:themeColor="text1" w:themeTint="FF" w:themeShade="FF"/>
                 <w:sz w:val="18"/>
                 <w:szCs w:val="18"/>
               </w:rPr>
@@ -11243,7 +11292,7 @@
             <w:r>
               <w:rPr>
                 <w:rFonts w:ascii="Arial" w:hAnsi="Arial" w:eastAsia="Arial"/>
-                <w:color w:val="404040" w:themeColor="text1" w:themeTint="BF" w:themeShade="FF"/>
+                <w:color w:val="000000" w:themeColor="text1" w:themeTint="FF" w:themeShade="FF"/>
                 <w:sz w:val="18"/>
                 <w:szCs w:val="18"/>
               </w:rPr>
@@ -11252,7 +11301,7 @@
             <w:r>
               <w:rPr>
                 <w:rFonts w:ascii="Arial" w:hAnsi="Arial" w:eastAsia="Arial"/>
-                <w:color w:val="404040" w:themeColor="text1" w:themeTint="BF" w:themeShade="FF"/>
+                <w:color w:val="000000" w:themeColor="text1" w:themeTint="FF" w:themeShade="FF"/>
                 <w:sz w:val="18"/>
                 <w:szCs w:val="18"/>
               </w:rPr>
@@ -11274,21 +11323,15 @@
               <w:spacing w:before="120" w:beforeAutospacing="off" w:after="120" w:afterAutospacing="off" w:line="240" w:lineRule="auto"/>
               <w:ind w:left="0" w:right="0"/>
               <w:jc w:val="left"/>
-              <w:rPr>
-                <w:rFonts w:ascii="Arial" w:hAnsi="Arial" w:eastAsia="Arial"/>
-                <w:color w:val="404040" w:themeColor="text1" w:themeTint="BF" w:themeShade="FF"/>
-                <w:sz w:val="18"/>
-                <w:szCs w:val="18"/>
-              </w:rPr>
             </w:pPr>
             <w:r>
               <w:rPr>
                 <w:rFonts w:ascii="Arial" w:hAnsi="Arial" w:eastAsia="Arial"/>
-                <w:color w:val="404040" w:themeColor="text1" w:themeTint="BF" w:themeShade="FF"/>
-                <w:sz w:val="18"/>
-                <w:szCs w:val="18"/>
-              </w:rPr>
-              <w:t>Media</w:t>
+                <w:color w:val="000000" w:themeColor="text1" w:themeTint="FF" w:themeShade="FF"/>
+                <w:sz w:val="18"/>
+                <w:szCs w:val="18"/>
+              </w:rPr>
+              <w:t>Baja</w:t>
             </w:r>
           </w:p>
         </w:tc>
@@ -11306,21 +11349,15 @@
               <w:spacing w:before="120" w:beforeAutospacing="off" w:after="120" w:afterAutospacing="off" w:line="240" w:lineRule="auto"/>
               <w:ind w:left="0" w:right="0"/>
               <w:jc w:val="left"/>
-              <w:rPr>
-                <w:rFonts w:ascii="Arial" w:hAnsi="Arial" w:eastAsia="Arial"/>
-                <w:color w:val="404040" w:themeColor="text1" w:themeTint="BF" w:themeShade="FF"/>
-                <w:sz w:val="18"/>
-                <w:szCs w:val="18"/>
-              </w:rPr>
             </w:pPr>
             <w:r>
               <w:rPr>
                 <w:rFonts w:ascii="Arial" w:hAnsi="Arial" w:eastAsia="Arial"/>
-                <w:color w:val="404040" w:themeColor="text1" w:themeTint="BF" w:themeShade="FF"/>
-                <w:sz w:val="18"/>
-                <w:szCs w:val="18"/>
-              </w:rPr>
-              <w:t>Alta</w:t>
+                <w:color w:val="000000" w:themeColor="text1" w:themeTint="FF" w:themeShade="FF"/>
+                <w:sz w:val="18"/>
+                <w:szCs w:val="18"/>
+              </w:rPr>
+              <w:t>Media</w:t>
             </w:r>
           </w:p>
         </w:tc>
@@ -11346,7 +11383,7 @@
               <w:jc w:val="left"/>
               <w:rPr>
                 <w:rFonts w:ascii="Arial" w:hAnsi="Arial" w:eastAsia="Arial"/>
-                <w:color w:val="404040" w:themeColor="text1" w:themeTint="BF" w:themeShade="FF"/>
+                <w:color w:val="000000" w:themeColor="text1" w:themeTint="FF" w:themeShade="FF"/>
                 <w:sz w:val="18"/>
                 <w:szCs w:val="18"/>
               </w:rPr>
@@ -11354,7 +11391,16 @@
             <w:r>
               <w:rPr>
                 <w:rFonts w:ascii="Arial" w:hAnsi="Arial" w:eastAsia="Arial"/>
-                <w:color w:val="404040" w:themeColor="text1" w:themeTint="BF" w:themeShade="FF"/>
+                <w:color w:val="000000" w:themeColor="text1" w:themeTint="FF" w:themeShade="FF"/>
+                <w:sz w:val="18"/>
+                <w:szCs w:val="18"/>
+              </w:rPr>
+              <w:t xml:space="preserve">10 - </w:t>
+            </w:r>
+            <w:r>
+              <w:rPr>
+                <w:rFonts w:ascii="Arial" w:hAnsi="Arial" w:eastAsia="Arial"/>
+                <w:color w:val="000000" w:themeColor="text1" w:themeTint="FF" w:themeShade="FF"/>
                 <w:sz w:val="18"/>
                 <w:szCs w:val="18"/>
               </w:rPr>
@@ -11363,7 +11409,7 @@
             <w:r>
               <w:rPr>
                 <w:rFonts w:ascii="Arial" w:hAnsi="Arial" w:eastAsia="Arial"/>
-                <w:color w:val="404040" w:themeColor="text1" w:themeTint="BF" w:themeShade="FF"/>
+                <w:color w:val="000000" w:themeColor="text1" w:themeTint="FF" w:themeShade="FF"/>
                 <w:sz w:val="18"/>
                 <w:szCs w:val="18"/>
               </w:rPr>
@@ -11372,7 +11418,7 @@
             <w:r>
               <w:rPr>
                 <w:rFonts w:ascii="Arial" w:hAnsi="Arial" w:eastAsia="Arial"/>
-                <w:color w:val="404040" w:themeColor="text1" w:themeTint="BF" w:themeShade="FF"/>
+                <w:color w:val="000000" w:themeColor="text1" w:themeTint="FF" w:themeShade="FF"/>
                 <w:sz w:val="18"/>
                 <w:szCs w:val="18"/>
               </w:rPr>
@@ -11381,7 +11427,7 @@
             <w:r>
               <w:rPr>
                 <w:rFonts w:ascii="Arial" w:hAnsi="Arial" w:eastAsia="Arial"/>
-                <w:color w:val="404040" w:themeColor="text1" w:themeTint="BF" w:themeShade="FF"/>
+                <w:color w:val="000000" w:themeColor="text1" w:themeTint="FF" w:themeShade="FF"/>
                 <w:sz w:val="18"/>
                 <w:szCs w:val="18"/>
               </w:rPr>
@@ -11390,7 +11436,7 @@
             <w:r>
               <w:rPr>
                 <w:rFonts w:ascii="Arial" w:hAnsi="Arial" w:eastAsia="Arial"/>
-                <w:color w:val="404040" w:themeColor="text1" w:themeTint="BF" w:themeShade="FF"/>
+                <w:color w:val="000000" w:themeColor="text1" w:themeTint="FF" w:themeShade="FF"/>
                 <w:sz w:val="18"/>
                 <w:szCs w:val="18"/>
               </w:rPr>
@@ -11399,7 +11445,7 @@
             <w:r>
               <w:rPr>
                 <w:rFonts w:ascii="Arial" w:hAnsi="Arial" w:eastAsia="Arial"/>
-                <w:color w:val="404040" w:themeColor="text1" w:themeTint="BF" w:themeShade="FF"/>
+                <w:color w:val="000000" w:themeColor="text1" w:themeTint="FF" w:themeShade="FF"/>
                 <w:sz w:val="18"/>
                 <w:szCs w:val="18"/>
               </w:rPr>
@@ -11408,7 +11454,7 @@
             <w:r>
               <w:rPr>
                 <w:rFonts w:ascii="Arial" w:hAnsi="Arial" w:eastAsia="Arial"/>
-                <w:color w:val="404040" w:themeColor="text1" w:themeTint="BF" w:themeShade="FF"/>
+                <w:color w:val="000000" w:themeColor="text1" w:themeTint="FF" w:themeShade="FF"/>
                 <w:sz w:val="18"/>
                 <w:szCs w:val="18"/>
               </w:rPr>
@@ -11417,7 +11463,7 @@
             <w:r>
               <w:rPr>
                 <w:rFonts w:ascii="Arial" w:hAnsi="Arial" w:eastAsia="Arial"/>
-                <w:color w:val="404040" w:themeColor="text1" w:themeTint="BF" w:themeShade="FF"/>
+                <w:color w:val="000000" w:themeColor="text1" w:themeTint="FF" w:themeShade="FF"/>
                 <w:sz w:val="18"/>
                 <w:szCs w:val="18"/>
               </w:rPr>
@@ -11426,7 +11472,7 @@
             <w:r>
               <w:rPr>
                 <w:rFonts w:ascii="Arial" w:hAnsi="Arial" w:eastAsia="Arial"/>
-                <w:color w:val="404040" w:themeColor="text1" w:themeTint="BF" w:themeShade="FF"/>
+                <w:color w:val="000000" w:themeColor="text1" w:themeTint="FF" w:themeShade="FF"/>
                 <w:sz w:val="18"/>
                 <w:szCs w:val="18"/>
               </w:rPr>
@@ -11435,7 +11481,7 @@
             <w:r>
               <w:rPr>
                 <w:rFonts w:ascii="Arial" w:hAnsi="Arial" w:eastAsia="Arial"/>
-                <w:color w:val="404040" w:themeColor="text1" w:themeTint="BF" w:themeShade="FF"/>
+                <w:color w:val="000000" w:themeColor="text1" w:themeTint="FF" w:themeShade="FF"/>
                 <w:sz w:val="18"/>
                 <w:szCs w:val="18"/>
               </w:rPr>
@@ -11444,7 +11490,7 @@
             <w:r>
               <w:rPr>
                 <w:rFonts w:ascii="Arial" w:hAnsi="Arial" w:eastAsia="Arial"/>
-                <w:color w:val="404040" w:themeColor="text1" w:themeTint="BF" w:themeShade="FF"/>
+                <w:color w:val="000000" w:themeColor="text1" w:themeTint="FF" w:themeShade="FF"/>
                 <w:sz w:val="18"/>
                 <w:szCs w:val="18"/>
               </w:rPr>
@@ -11453,7 +11499,7 @@
             <w:r>
               <w:rPr>
                 <w:rFonts w:ascii="Arial" w:hAnsi="Arial" w:eastAsia="Arial"/>
-                <w:color w:val="404040" w:themeColor="text1" w:themeTint="BF" w:themeShade="FF"/>
+                <w:color w:val="000000" w:themeColor="text1" w:themeTint="FF" w:themeShade="FF"/>
                 <w:sz w:val="18"/>
                 <w:szCs w:val="18"/>
               </w:rPr>
@@ -11475,21 +11521,15 @@
               <w:spacing w:before="120" w:beforeAutospacing="off" w:after="120" w:afterAutospacing="off" w:line="240" w:lineRule="auto"/>
               <w:ind w:left="0" w:right="0"/>
               <w:jc w:val="left"/>
-              <w:rPr>
-                <w:rFonts w:ascii="Arial" w:hAnsi="Arial" w:eastAsia="Arial"/>
-                <w:color w:val="404040" w:themeColor="text1" w:themeTint="BF" w:themeShade="FF"/>
-                <w:sz w:val="18"/>
-                <w:szCs w:val="18"/>
-              </w:rPr>
             </w:pPr>
             <w:r>
               <w:rPr>
                 <w:rFonts w:ascii="Arial" w:hAnsi="Arial" w:eastAsia="Arial"/>
-                <w:color w:val="404040" w:themeColor="text1" w:themeTint="BF" w:themeShade="FF"/>
-                <w:sz w:val="18"/>
-                <w:szCs w:val="18"/>
-              </w:rPr>
-              <w:t>Media</w:t>
+                <w:color w:val="000000" w:themeColor="text1" w:themeTint="FF" w:themeShade="FF"/>
+                <w:sz w:val="18"/>
+                <w:szCs w:val="18"/>
+              </w:rPr>
+              <w:t>Baja</w:t>
             </w:r>
           </w:p>
         </w:tc>
@@ -11507,21 +11547,15 @@
               <w:spacing w:before="120" w:beforeAutospacing="off" w:after="120" w:afterAutospacing="off" w:line="240" w:lineRule="auto"/>
               <w:ind w:left="0" w:right="0"/>
               <w:jc w:val="left"/>
-              <w:rPr>
-                <w:rFonts w:ascii="Arial" w:hAnsi="Arial" w:eastAsia="Arial"/>
-                <w:color w:val="404040" w:themeColor="text1" w:themeTint="BF" w:themeShade="FF"/>
-                <w:sz w:val="18"/>
-                <w:szCs w:val="18"/>
-              </w:rPr>
             </w:pPr>
             <w:r>
               <w:rPr>
                 <w:rFonts w:ascii="Arial" w:hAnsi="Arial" w:eastAsia="Arial"/>
-                <w:color w:val="404040" w:themeColor="text1" w:themeTint="BF" w:themeShade="FF"/>
-                <w:sz w:val="18"/>
-                <w:szCs w:val="18"/>
-              </w:rPr>
-              <w:t>Alta</w:t>
+                <w:color w:val="000000" w:themeColor="text1" w:themeTint="FF" w:themeShade="FF"/>
+                <w:sz w:val="18"/>
+                <w:szCs w:val="18"/>
+              </w:rPr>
+              <w:t>Media</w:t>
             </w:r>
           </w:p>
         </w:tc>
@@ -11547,7 +11581,7 @@
               <w:jc w:val="left"/>
               <w:rPr>
                 <w:rFonts w:ascii="Arial" w:hAnsi="Arial" w:eastAsia="Arial"/>
-                <w:color w:val="404040" w:themeColor="text1" w:themeTint="BF" w:themeShade="FF"/>
+                <w:color w:val="000000" w:themeColor="text1" w:themeTint="FF" w:themeShade="FF"/>
                 <w:sz w:val="18"/>
                 <w:szCs w:val="18"/>
               </w:rPr>
@@ -11555,7 +11589,16 @@
             <w:r>
               <w:rPr>
                 <w:rFonts w:ascii="Arial" w:hAnsi="Arial" w:eastAsia="Arial"/>
-                <w:color w:val="404040" w:themeColor="text1" w:themeTint="BF" w:themeShade="FF"/>
+                <w:color w:val="000000" w:themeColor="text1" w:themeTint="FF" w:themeShade="FF"/>
+                <w:sz w:val="18"/>
+                <w:szCs w:val="18"/>
+              </w:rPr>
+              <w:t xml:space="preserve">11 - </w:t>
+            </w:r>
+            <w:r>
+              <w:rPr>
+                <w:rFonts w:ascii="Arial" w:hAnsi="Arial" w:eastAsia="Arial"/>
+                <w:color w:val="000000" w:themeColor="text1" w:themeTint="FF" w:themeShade="FF"/>
                 <w:sz w:val="18"/>
                 <w:szCs w:val="18"/>
               </w:rPr>
@@ -11564,7 +11607,7 @@
             <w:r>
               <w:rPr>
                 <w:rFonts w:ascii="Arial" w:hAnsi="Arial" w:eastAsia="Arial"/>
-                <w:color w:val="404040" w:themeColor="text1" w:themeTint="BF" w:themeShade="FF"/>
+                <w:color w:val="000000" w:themeColor="text1" w:themeTint="FF" w:themeShade="FF"/>
                 <w:sz w:val="18"/>
                 <w:szCs w:val="18"/>
               </w:rPr>
@@ -11573,7 +11616,7 @@
             <w:r>
               <w:rPr>
                 <w:rFonts w:ascii="Arial" w:hAnsi="Arial" w:eastAsia="Arial"/>
-                <w:color w:val="404040" w:themeColor="text1" w:themeTint="BF" w:themeShade="FF"/>
+                <w:color w:val="000000" w:themeColor="text1" w:themeTint="FF" w:themeShade="FF"/>
                 <w:sz w:val="18"/>
                 <w:szCs w:val="18"/>
               </w:rPr>
@@ -11582,7 +11625,7 @@
             <w:r>
               <w:rPr>
                 <w:rFonts w:ascii="Arial" w:hAnsi="Arial" w:eastAsia="Arial"/>
-                <w:color w:val="404040" w:themeColor="text1" w:themeTint="BF" w:themeShade="FF"/>
+                <w:color w:val="000000" w:themeColor="text1" w:themeTint="FF" w:themeShade="FF"/>
                 <w:sz w:val="18"/>
                 <w:szCs w:val="18"/>
               </w:rPr>
@@ -11591,7 +11634,7 @@
             <w:r>
               <w:rPr>
                 <w:rFonts w:ascii="Arial" w:hAnsi="Arial" w:eastAsia="Arial"/>
-                <w:color w:val="404040" w:themeColor="text1" w:themeTint="BF" w:themeShade="FF"/>
+                <w:color w:val="000000" w:themeColor="text1" w:themeTint="FF" w:themeShade="FF"/>
                 <w:sz w:val="18"/>
                 <w:szCs w:val="18"/>
               </w:rPr>
@@ -11600,7 +11643,7 @@
             <w:r>
               <w:rPr>
                 <w:rFonts w:ascii="Arial" w:hAnsi="Arial" w:eastAsia="Arial"/>
-                <w:color w:val="404040" w:themeColor="text1" w:themeTint="BF" w:themeShade="FF"/>
+                <w:color w:val="000000" w:themeColor="text1" w:themeTint="FF" w:themeShade="FF"/>
                 <w:sz w:val="18"/>
                 <w:szCs w:val="18"/>
               </w:rPr>
@@ -11609,7 +11652,7 @@
             <w:r>
               <w:rPr>
                 <w:rFonts w:ascii="Arial" w:hAnsi="Arial" w:eastAsia="Arial"/>
-                <w:color w:val="404040" w:themeColor="text1" w:themeTint="BF" w:themeShade="FF"/>
+                <w:color w:val="000000" w:themeColor="text1" w:themeTint="FF" w:themeShade="FF"/>
                 <w:sz w:val="18"/>
                 <w:szCs w:val="18"/>
               </w:rPr>
@@ -11618,7 +11661,7 @@
             <w:r>
               <w:rPr>
                 <w:rFonts w:ascii="Arial" w:hAnsi="Arial" w:eastAsia="Arial"/>
-                <w:color w:val="404040" w:themeColor="text1" w:themeTint="BF" w:themeShade="FF"/>
+                <w:color w:val="000000" w:themeColor="text1" w:themeTint="FF" w:themeShade="FF"/>
                 <w:sz w:val="18"/>
                 <w:szCs w:val="18"/>
               </w:rPr>
@@ -11627,7 +11670,7 @@
             <w:r>
               <w:rPr>
                 <w:rFonts w:ascii="Arial" w:hAnsi="Arial" w:eastAsia="Arial"/>
-                <w:color w:val="404040" w:themeColor="text1" w:themeTint="BF" w:themeShade="FF"/>
+                <w:color w:val="000000" w:themeColor="text1" w:themeTint="FF" w:themeShade="FF"/>
                 <w:sz w:val="18"/>
                 <w:szCs w:val="18"/>
               </w:rPr>
@@ -11636,7 +11679,7 @@
             <w:r>
               <w:rPr>
                 <w:rFonts w:ascii="Arial" w:hAnsi="Arial" w:eastAsia="Arial"/>
-                <w:color w:val="404040" w:themeColor="text1" w:themeTint="BF" w:themeShade="FF"/>
+                <w:color w:val="000000" w:themeColor="text1" w:themeTint="FF" w:themeShade="FF"/>
                 <w:sz w:val="18"/>
                 <w:szCs w:val="18"/>
               </w:rPr>
@@ -11690,21 +11733,15 @@
               <w:spacing w:before="120" w:beforeAutospacing="off" w:after="120" w:afterAutospacing="off" w:line="240" w:lineRule="auto"/>
               <w:ind w:left="0" w:right="0"/>
               <w:jc w:val="left"/>
-              <w:rPr>
-                <w:rFonts w:ascii="Arial" w:hAnsi="Arial" w:eastAsia="Arial"/>
-                <w:color w:val="404040" w:themeColor="text1" w:themeTint="BF" w:themeShade="FF"/>
-                <w:sz w:val="18"/>
-                <w:szCs w:val="18"/>
-              </w:rPr>
             </w:pPr>
             <w:r>
               <w:rPr>
                 <w:rFonts w:ascii="Arial" w:hAnsi="Arial" w:eastAsia="Arial"/>
-                <w:color w:val="404040" w:themeColor="text1" w:themeTint="BF" w:themeShade="FF"/>
-                <w:sz w:val="18"/>
-                <w:szCs w:val="18"/>
-              </w:rPr>
-              <w:t>Alta</w:t>
+                <w:color w:val="000000" w:themeColor="text1" w:themeTint="FF" w:themeShade="FF"/>
+                <w:sz w:val="18"/>
+                <w:szCs w:val="18"/>
+              </w:rPr>
+              <w:t>Media</w:t>
             </w:r>
           </w:p>
         </w:tc>
@@ -11730,7 +11767,7 @@
               <w:jc w:val="left"/>
               <w:rPr>
                 <w:rFonts w:ascii="Arial" w:hAnsi="Arial" w:eastAsia="Arial"/>
-                <w:color w:val="404040" w:themeColor="text1" w:themeTint="BF" w:themeShade="FF"/>
+                <w:color w:val="000000" w:themeColor="text1" w:themeTint="FF" w:themeShade="FF"/>
                 <w:sz w:val="18"/>
                 <w:szCs w:val="18"/>
               </w:rPr>
@@ -11738,7 +11775,16 @@
             <w:r>
               <w:rPr>
                 <w:rFonts w:ascii="Arial" w:hAnsi="Arial" w:eastAsia="Arial"/>
-                <w:color w:val="404040" w:themeColor="text1" w:themeTint="BF" w:themeShade="FF"/>
+                <w:color w:val="000000" w:themeColor="text1" w:themeTint="FF" w:themeShade="FF"/>
+                <w:sz w:val="18"/>
+                <w:szCs w:val="18"/>
+              </w:rPr>
+              <w:t xml:space="preserve">12 - </w:t>
+            </w:r>
+            <w:r>
+              <w:rPr>
+                <w:rFonts w:ascii="Arial" w:hAnsi="Arial" w:eastAsia="Arial"/>
+                <w:color w:val="000000" w:themeColor="text1" w:themeTint="FF" w:themeShade="FF"/>
                 <w:sz w:val="18"/>
                 <w:szCs w:val="18"/>
               </w:rPr>
@@ -11747,7 +11793,7 @@
             <w:r>
               <w:rPr>
                 <w:rFonts w:ascii="Arial" w:hAnsi="Arial" w:eastAsia="Arial"/>
-                <w:color w:val="404040" w:themeColor="text1" w:themeTint="BF" w:themeShade="FF"/>
+                <w:color w:val="000000" w:themeColor="text1" w:themeTint="FF" w:themeShade="FF"/>
                 <w:sz w:val="18"/>
                 <w:szCs w:val="18"/>
               </w:rPr>
@@ -11756,7 +11802,7 @@
             <w:r>
               <w:rPr>
                 <w:rFonts w:ascii="Arial" w:hAnsi="Arial" w:eastAsia="Arial"/>
-                <w:color w:val="404040" w:themeColor="text1" w:themeTint="BF" w:themeShade="FF"/>
+                <w:color w:val="000000" w:themeColor="text1" w:themeTint="FF" w:themeShade="FF"/>
                 <w:sz w:val="18"/>
                 <w:szCs w:val="18"/>
               </w:rPr>
@@ -11765,7 +11811,7 @@
             <w:r>
               <w:rPr>
                 <w:rFonts w:ascii="Arial" w:hAnsi="Arial" w:eastAsia="Arial"/>
-                <w:color w:val="404040" w:themeColor="text1" w:themeTint="BF" w:themeShade="FF"/>
+                <w:color w:val="000000" w:themeColor="text1" w:themeTint="FF" w:themeShade="FF"/>
                 <w:sz w:val="18"/>
                 <w:szCs w:val="18"/>
               </w:rPr>
@@ -11774,7 +11820,7 @@
             <w:r>
               <w:rPr>
                 <w:rFonts w:ascii="Arial" w:hAnsi="Arial" w:eastAsia="Arial"/>
-                <w:color w:val="404040" w:themeColor="text1" w:themeTint="BF" w:themeShade="FF"/>
+                <w:color w:val="000000" w:themeColor="text1" w:themeTint="FF" w:themeShade="FF"/>
                 <w:sz w:val="18"/>
                 <w:szCs w:val="18"/>
               </w:rPr>
@@ -11783,7 +11829,7 @@
             <w:r>
               <w:rPr>
                 <w:rFonts w:ascii="Arial" w:hAnsi="Arial" w:eastAsia="Arial"/>
-                <w:color w:val="404040" w:themeColor="text1" w:themeTint="BF" w:themeShade="FF"/>
+                <w:color w:val="000000" w:themeColor="text1" w:themeTint="FF" w:themeShade="FF"/>
                 <w:sz w:val="18"/>
                 <w:szCs w:val="18"/>
               </w:rPr>
@@ -11792,7 +11838,7 @@
             <w:r>
               <w:rPr>
                 <w:rFonts w:ascii="Arial" w:hAnsi="Arial" w:eastAsia="Arial"/>
-                <w:color w:val="404040" w:themeColor="text1" w:themeTint="BF" w:themeShade="FF"/>
+                <w:color w:val="000000" w:themeColor="text1" w:themeTint="FF" w:themeShade="FF"/>
                 <w:sz w:val="18"/>
                 <w:szCs w:val="18"/>
               </w:rPr>
@@ -11801,7 +11847,7 @@
             <w:r>
               <w:rPr>
                 <w:rFonts w:ascii="Arial" w:hAnsi="Arial" w:eastAsia="Arial"/>
-                <w:color w:val="404040" w:themeColor="text1" w:themeTint="BF" w:themeShade="FF"/>
+                <w:color w:val="000000" w:themeColor="text1" w:themeTint="FF" w:themeShade="FF"/>
                 <w:sz w:val="18"/>
                 <w:szCs w:val="18"/>
               </w:rPr>
@@ -11810,7 +11856,7 @@
             <w:r>
               <w:rPr>
                 <w:rFonts w:ascii="Arial" w:hAnsi="Arial" w:eastAsia="Arial"/>
-                <w:color w:val="404040" w:themeColor="text1" w:themeTint="BF" w:themeShade="FF"/>
+                <w:color w:val="000000" w:themeColor="text1" w:themeTint="FF" w:themeShade="FF"/>
                 <w:sz w:val="18"/>
                 <w:szCs w:val="18"/>
               </w:rPr>
@@ -11819,7 +11865,7 @@
             <w:r>
               <w:rPr>
                 <w:rFonts w:ascii="Arial" w:hAnsi="Arial" w:eastAsia="Arial"/>
-                <w:color w:val="404040" w:themeColor="text1" w:themeTint="BF" w:themeShade="FF"/>
+                <w:color w:val="000000" w:themeColor="text1" w:themeTint="FF" w:themeShade="FF"/>
                 <w:sz w:val="18"/>
                 <w:szCs w:val="18"/>
               </w:rPr>
@@ -11828,7 +11874,7 @@
             <w:r>
               <w:rPr>
                 <w:rFonts w:ascii="Arial" w:hAnsi="Arial" w:eastAsia="Arial"/>
-                <w:color w:val="404040" w:themeColor="text1" w:themeTint="BF" w:themeShade="FF"/>
+                <w:color w:val="000000" w:themeColor="text1" w:themeTint="FF" w:themeShade="FF"/>
                 <w:sz w:val="18"/>
                 <w:szCs w:val="18"/>
               </w:rPr>
@@ -11837,7 +11883,7 @@
             <w:r>
               <w:rPr>
                 <w:rFonts w:ascii="Arial" w:hAnsi="Arial" w:eastAsia="Arial"/>
-                <w:color w:val="404040" w:themeColor="text1" w:themeTint="BF" w:themeShade="FF"/>
+                <w:color w:val="000000" w:themeColor="text1" w:themeTint="FF" w:themeShade="FF"/>
                 <w:sz w:val="18"/>
                 <w:szCs w:val="18"/>
               </w:rPr>
@@ -11931,7 +11977,7 @@
               <w:jc w:val="left"/>
               <w:rPr>
                 <w:rFonts w:ascii="Arial" w:hAnsi="Arial" w:eastAsia="Arial"/>
-                <w:color w:val="404040" w:themeColor="text1" w:themeTint="BF" w:themeShade="FF"/>
+                <w:color w:val="000000" w:themeColor="text1" w:themeTint="FF" w:themeShade="FF"/>
                 <w:sz w:val="18"/>
                 <w:szCs w:val="18"/>
               </w:rPr>
@@ -11939,7 +11985,16 @@
             <w:r>
               <w:rPr>
                 <w:rFonts w:ascii="Arial" w:hAnsi="Arial" w:eastAsia="Arial"/>
-                <w:color w:val="404040" w:themeColor="text1" w:themeTint="BF" w:themeShade="FF"/>
+                <w:color w:val="000000" w:themeColor="text1" w:themeTint="FF" w:themeShade="FF"/>
+                <w:sz w:val="18"/>
+                <w:szCs w:val="18"/>
+              </w:rPr>
+              <w:t xml:space="preserve">13 - </w:t>
+            </w:r>
+            <w:r>
+              <w:rPr>
+                <w:rFonts w:ascii="Arial" w:hAnsi="Arial" w:eastAsia="Arial"/>
+                <w:color w:val="000000" w:themeColor="text1" w:themeTint="FF" w:themeShade="FF"/>
                 <w:sz w:val="18"/>
                 <w:szCs w:val="18"/>
               </w:rPr>
@@ -11948,7 +12003,7 @@
             <w:r>
               <w:rPr>
                 <w:rFonts w:ascii="Arial" w:hAnsi="Arial" w:eastAsia="Arial"/>
-                <w:color w:val="404040" w:themeColor="text1" w:themeTint="BF" w:themeShade="FF"/>
+                <w:color w:val="000000" w:themeColor="text1" w:themeTint="FF" w:themeShade="FF"/>
                 <w:sz w:val="18"/>
                 <w:szCs w:val="18"/>
               </w:rPr>
@@ -11957,7 +12012,7 @@
             <w:r>
               <w:rPr>
                 <w:rFonts w:ascii="Arial" w:hAnsi="Arial" w:eastAsia="Arial"/>
-                <w:color w:val="404040" w:themeColor="text1" w:themeTint="BF" w:themeShade="FF"/>
+                <w:color w:val="000000" w:themeColor="text1" w:themeTint="FF" w:themeShade="FF"/>
                 <w:sz w:val="18"/>
                 <w:szCs w:val="18"/>
               </w:rPr>
@@ -11966,7 +12021,7 @@
             <w:r>
               <w:rPr>
                 <w:rFonts w:ascii="Arial" w:hAnsi="Arial" w:eastAsia="Arial"/>
-                <w:color w:val="404040" w:themeColor="text1" w:themeTint="BF" w:themeShade="FF"/>
+                <w:color w:val="000000" w:themeColor="text1" w:themeTint="FF" w:themeShade="FF"/>
                 <w:sz w:val="18"/>
                 <w:szCs w:val="18"/>
               </w:rPr>
@@ -11975,7 +12030,7 @@
             <w:r>
               <w:rPr>
                 <w:rFonts w:ascii="Arial" w:hAnsi="Arial" w:eastAsia="Arial"/>
-                <w:color w:val="404040" w:themeColor="text1" w:themeTint="BF" w:themeShade="FF"/>
+                <w:color w:val="000000" w:themeColor="text1" w:themeTint="FF" w:themeShade="FF"/>
                 <w:sz w:val="18"/>
                 <w:szCs w:val="18"/>
               </w:rPr>
@@ -11984,7 +12039,7 @@
             <w:r>
               <w:rPr>
                 <w:rFonts w:ascii="Arial" w:hAnsi="Arial" w:eastAsia="Arial"/>
-                <w:color w:val="404040" w:themeColor="text1" w:themeTint="BF" w:themeShade="FF"/>
+                <w:color w:val="000000" w:themeColor="text1" w:themeTint="FF" w:themeShade="FF"/>
                 <w:sz w:val="18"/>
                 <w:szCs w:val="18"/>
               </w:rPr>
@@ -11993,7 +12048,7 @@
             <w:r>
               <w:rPr>
                 <w:rFonts w:ascii="Arial" w:hAnsi="Arial" w:eastAsia="Arial"/>
-                <w:color w:val="404040" w:themeColor="text1" w:themeTint="BF" w:themeShade="FF"/>
+                <w:color w:val="000000" w:themeColor="text1" w:themeTint="FF" w:themeShade="FF"/>
                 <w:sz w:val="18"/>
                 <w:szCs w:val="18"/>
               </w:rPr>
@@ -12002,7 +12057,7 @@
             <w:r>
               <w:rPr>
                 <w:rFonts w:ascii="Arial" w:hAnsi="Arial" w:eastAsia="Arial"/>
-                <w:color w:val="404040" w:themeColor="text1" w:themeTint="BF" w:themeShade="FF"/>
+                <w:color w:val="000000" w:themeColor="text1" w:themeTint="FF" w:themeShade="FF"/>
                 <w:sz w:val="18"/>
                 <w:szCs w:val="18"/>
               </w:rPr>
@@ -12096,7 +12151,7 @@
               <w:jc w:val="left"/>
               <w:rPr>
                 <w:rFonts w:ascii="Arial" w:hAnsi="Arial" w:eastAsia="Arial"/>
-                <w:color w:val="404040" w:themeColor="text1" w:themeTint="BF" w:themeShade="FF"/>
+                <w:color w:val="000000" w:themeColor="text1" w:themeTint="FF" w:themeShade="FF"/>
                 <w:sz w:val="18"/>
                 <w:szCs w:val="18"/>
               </w:rPr>
@@ -12104,7 +12159,16 @@
             <w:r>
               <w:rPr>
                 <w:rFonts w:ascii="Arial" w:hAnsi="Arial" w:eastAsia="Arial"/>
-                <w:color w:val="404040" w:themeColor="text1" w:themeTint="BF" w:themeShade="FF"/>
+                <w:color w:val="000000" w:themeColor="text1" w:themeTint="FF" w:themeShade="FF"/>
+                <w:sz w:val="18"/>
+                <w:szCs w:val="18"/>
+              </w:rPr>
+              <w:t xml:space="preserve">14 - </w:t>
+            </w:r>
+            <w:r>
+              <w:rPr>
+                <w:rFonts w:ascii="Arial" w:hAnsi="Arial" w:eastAsia="Arial"/>
+                <w:color w:val="000000" w:themeColor="text1" w:themeTint="FF" w:themeShade="FF"/>
                 <w:sz w:val="18"/>
                 <w:szCs w:val="18"/>
               </w:rPr>
@@ -12113,7 +12177,7 @@
             <w:r>
               <w:rPr>
                 <w:rFonts w:ascii="Arial" w:hAnsi="Arial" w:eastAsia="Arial"/>
-                <w:color w:val="404040" w:themeColor="text1" w:themeTint="BF" w:themeShade="FF"/>
+                <w:color w:val="000000" w:themeColor="text1" w:themeTint="FF" w:themeShade="FF"/>
                 <w:sz w:val="18"/>
                 <w:szCs w:val="18"/>
               </w:rPr>
@@ -12122,7 +12186,7 @@
             <w:r>
               <w:rPr>
                 <w:rFonts w:ascii="Arial" w:hAnsi="Arial" w:eastAsia="Arial"/>
-                <w:color w:val="404040" w:themeColor="text1" w:themeTint="BF" w:themeShade="FF"/>
+                <w:color w:val="000000" w:themeColor="text1" w:themeTint="FF" w:themeShade="FF"/>
                 <w:sz w:val="18"/>
                 <w:szCs w:val="18"/>
               </w:rPr>
@@ -12131,7 +12195,7 @@
             <w:r>
               <w:rPr>
                 <w:rFonts w:ascii="Arial" w:hAnsi="Arial" w:eastAsia="Arial"/>
-                <w:color w:val="404040" w:themeColor="text1" w:themeTint="BF" w:themeShade="FF"/>
+                <w:color w:val="000000" w:themeColor="text1" w:themeTint="FF" w:themeShade="FF"/>
                 <w:sz w:val="18"/>
                 <w:szCs w:val="18"/>
               </w:rPr>
@@ -12140,7 +12204,7 @@
             <w:r>
               <w:rPr>
                 <w:rFonts w:ascii="Arial" w:hAnsi="Arial" w:eastAsia="Arial"/>
-                <w:color w:val="404040" w:themeColor="text1" w:themeTint="BF" w:themeShade="FF"/>
+                <w:color w:val="000000" w:themeColor="text1" w:themeTint="FF" w:themeShade="FF"/>
                 <w:sz w:val="18"/>
                 <w:szCs w:val="18"/>
               </w:rPr>
@@ -12149,7 +12213,7 @@
             <w:r>
               <w:rPr>
                 <w:rFonts w:ascii="Arial" w:hAnsi="Arial" w:eastAsia="Arial"/>
-                <w:color w:val="404040" w:themeColor="text1" w:themeTint="BF" w:themeShade="FF"/>
+                <w:color w:val="000000" w:themeColor="text1" w:themeTint="FF" w:themeShade="FF"/>
                 <w:sz w:val="18"/>
                 <w:szCs w:val="18"/>
               </w:rPr>
@@ -12158,7 +12222,7 @@
             <w:r>
               <w:rPr>
                 <w:rFonts w:ascii="Arial" w:hAnsi="Arial" w:eastAsia="Arial"/>
-                <w:color w:val="404040" w:themeColor="text1" w:themeTint="BF" w:themeShade="FF"/>
+                <w:color w:val="000000" w:themeColor="text1" w:themeTint="FF" w:themeShade="FF"/>
                 <w:sz w:val="18"/>
                 <w:szCs w:val="18"/>
               </w:rPr>
@@ -12167,7 +12231,7 @@
             <w:r>
               <w:rPr>
                 <w:rFonts w:ascii="Arial" w:hAnsi="Arial" w:eastAsia="Arial"/>
-                <w:color w:val="404040" w:themeColor="text1" w:themeTint="BF" w:themeShade="FF"/>
+                <w:color w:val="000000" w:themeColor="text1" w:themeTint="FF" w:themeShade="FF"/>
                 <w:sz w:val="18"/>
                 <w:szCs w:val="18"/>
               </w:rPr>
@@ -12176,7 +12240,7 @@
             <w:r>
               <w:rPr>
                 <w:rFonts w:ascii="Arial" w:hAnsi="Arial" w:eastAsia="Arial"/>
-                <w:color w:val="404040" w:themeColor="text1" w:themeTint="BF" w:themeShade="FF"/>
+                <w:color w:val="000000" w:themeColor="text1" w:themeTint="FF" w:themeShade="FF"/>
                 <w:sz w:val="18"/>
                 <w:szCs w:val="18"/>
               </w:rPr>
@@ -12185,7 +12249,7 @@
             <w:r>
               <w:rPr>
                 <w:rFonts w:ascii="Arial" w:hAnsi="Arial" w:eastAsia="Arial"/>
-                <w:color w:val="404040" w:themeColor="text1" w:themeTint="BF" w:themeShade="FF"/>
+                <w:color w:val="000000" w:themeColor="text1" w:themeTint="FF" w:themeShade="FF"/>
                 <w:sz w:val="18"/>
                 <w:szCs w:val="18"/>
               </w:rPr>
@@ -12207,21 +12271,15 @@
               <w:spacing w:before="120" w:beforeAutospacing="off" w:after="120" w:afterAutospacing="off" w:line="240" w:lineRule="auto"/>
               <w:ind w:left="0" w:right="0"/>
               <w:jc w:val="left"/>
-              <w:rPr>
-                <w:rFonts w:ascii="Arial" w:hAnsi="Arial" w:eastAsia="Arial"/>
-                <w:color w:val="404040" w:themeColor="text1" w:themeTint="BF" w:themeShade="FF"/>
-                <w:sz w:val="18"/>
-                <w:szCs w:val="18"/>
-              </w:rPr>
             </w:pPr>
             <w:r>
               <w:rPr>
                 <w:rFonts w:ascii="Arial" w:hAnsi="Arial" w:eastAsia="Arial"/>
-                <w:color w:val="404040" w:themeColor="text1" w:themeTint="BF" w:themeShade="FF"/>
-                <w:sz w:val="18"/>
-                <w:szCs w:val="18"/>
-              </w:rPr>
-              <w:t>Media</w:t>
+                <w:color w:val="000000" w:themeColor="text1" w:themeTint="FF" w:themeShade="FF"/>
+                <w:sz w:val="18"/>
+                <w:szCs w:val="18"/>
+              </w:rPr>
+              <w:t>Baja</w:t>
             </w:r>
           </w:p>
         </w:tc>
@@ -12239,21 +12297,15 @@
               <w:spacing w:before="120" w:beforeAutospacing="off" w:after="120" w:afterAutospacing="off" w:line="240" w:lineRule="auto"/>
               <w:ind w:left="0" w:right="0"/>
               <w:jc w:val="left"/>
-              <w:rPr>
-                <w:rFonts w:ascii="Arial" w:hAnsi="Arial" w:eastAsia="Arial"/>
-                <w:color w:val="404040" w:themeColor="text1" w:themeTint="BF" w:themeShade="FF"/>
-                <w:sz w:val="18"/>
-                <w:szCs w:val="18"/>
-              </w:rPr>
             </w:pPr>
             <w:r>
               <w:rPr>
                 <w:rFonts w:ascii="Arial" w:hAnsi="Arial" w:eastAsia="Arial"/>
-                <w:color w:val="404040" w:themeColor="text1" w:themeTint="BF" w:themeShade="FF"/>
-                <w:sz w:val="18"/>
-                <w:szCs w:val="18"/>
-              </w:rPr>
-              <w:t>Alta</w:t>
+                <w:color w:val="000000" w:themeColor="text1" w:themeTint="FF" w:themeShade="FF"/>
+                <w:sz w:val="18"/>
+                <w:szCs w:val="18"/>
+              </w:rPr>
+              <w:t>Media</w:t>
             </w:r>
           </w:p>
         </w:tc>
@@ -12279,7 +12331,7 @@
               <w:jc w:val="left"/>
               <w:rPr>
                 <w:rFonts w:ascii="Arial" w:hAnsi="Arial" w:eastAsia="Arial"/>
-                <w:color w:val="404040" w:themeColor="text1" w:themeTint="BF" w:themeShade="FF"/>
+                <w:color w:val="000000" w:themeColor="text1" w:themeTint="FF" w:themeShade="FF"/>
                 <w:sz w:val="18"/>
                 <w:szCs w:val="18"/>
               </w:rPr>
@@ -12287,7 +12339,16 @@
             <w:r>
               <w:rPr>
                 <w:rFonts w:ascii="Arial" w:hAnsi="Arial" w:eastAsia="Arial"/>
-                <w:color w:val="404040" w:themeColor="text1" w:themeTint="BF" w:themeShade="FF"/>
+                <w:color w:val="000000" w:themeColor="text1" w:themeTint="FF" w:themeShade="FF"/>
+                <w:sz w:val="18"/>
+                <w:szCs w:val="18"/>
+              </w:rPr>
+              <w:t xml:space="preserve">15 - </w:t>
+            </w:r>
+            <w:r>
+              <w:rPr>
+                <w:rFonts w:ascii="Arial" w:hAnsi="Arial" w:eastAsia="Arial"/>
+                <w:color w:val="000000" w:themeColor="text1" w:themeTint="FF" w:themeShade="FF"/>
                 <w:sz w:val="18"/>
                 <w:szCs w:val="18"/>
               </w:rPr>
@@ -12296,7 +12357,7 @@
             <w:r>
               <w:rPr>
                 <w:rFonts w:ascii="Arial" w:hAnsi="Arial" w:eastAsia="Arial"/>
-                <w:color w:val="404040" w:themeColor="text1" w:themeTint="BF" w:themeShade="FF"/>
+                <w:color w:val="000000" w:themeColor="text1" w:themeTint="FF" w:themeShade="FF"/>
                 <w:sz w:val="18"/>
                 <w:szCs w:val="18"/>
               </w:rPr>
@@ -12305,7 +12366,7 @@
             <w:r>
               <w:rPr>
                 <w:rFonts w:ascii="Arial" w:hAnsi="Arial" w:eastAsia="Arial"/>
-                <w:color w:val="404040" w:themeColor="text1" w:themeTint="BF" w:themeShade="FF"/>
+                <w:color w:val="000000" w:themeColor="text1" w:themeTint="FF" w:themeShade="FF"/>
                 <w:sz w:val="18"/>
                 <w:szCs w:val="18"/>
               </w:rPr>
@@ -12314,7 +12375,7 @@
             <w:r>
               <w:rPr>
                 <w:rFonts w:ascii="Arial" w:hAnsi="Arial" w:eastAsia="Arial"/>
-                <w:color w:val="404040" w:themeColor="text1" w:themeTint="BF" w:themeShade="FF"/>
+                <w:color w:val="000000" w:themeColor="text1" w:themeTint="FF" w:themeShade="FF"/>
                 <w:sz w:val="18"/>
                 <w:szCs w:val="18"/>
               </w:rPr>
@@ -12323,7 +12384,7 @@
             <w:r>
               <w:rPr>
                 <w:rFonts w:ascii="Arial" w:hAnsi="Arial" w:eastAsia="Arial"/>
-                <w:color w:val="404040" w:themeColor="text1" w:themeTint="BF" w:themeShade="FF"/>
+                <w:color w:val="000000" w:themeColor="text1" w:themeTint="FF" w:themeShade="FF"/>
                 <w:sz w:val="18"/>
                 <w:szCs w:val="18"/>
               </w:rPr>
@@ -12332,7 +12393,7 @@
             <w:r>
               <w:rPr>
                 <w:rFonts w:ascii="Arial" w:hAnsi="Arial" w:eastAsia="Arial"/>
-                <w:color w:val="404040" w:themeColor="text1" w:themeTint="BF" w:themeShade="FF"/>
+                <w:color w:val="000000" w:themeColor="text1" w:themeTint="FF" w:themeShade="FF"/>
                 <w:sz w:val="18"/>
                 <w:szCs w:val="18"/>
               </w:rPr>
@@ -12341,7 +12402,7 @@
             <w:r>
               <w:rPr>
                 <w:rFonts w:ascii="Arial" w:hAnsi="Arial" w:eastAsia="Arial"/>
-                <w:color w:val="404040" w:themeColor="text1" w:themeTint="BF" w:themeShade="FF"/>
+                <w:color w:val="000000" w:themeColor="text1" w:themeTint="FF" w:themeShade="FF"/>
                 <w:sz w:val="18"/>
                 <w:szCs w:val="18"/>
               </w:rPr>
@@ -12350,7 +12411,7 @@
             <w:r>
               <w:rPr>
                 <w:rFonts w:ascii="Arial" w:hAnsi="Arial" w:eastAsia="Arial"/>
-                <w:color w:val="404040" w:themeColor="text1" w:themeTint="BF" w:themeShade="FF"/>
+                <w:color w:val="000000" w:themeColor="text1" w:themeTint="FF" w:themeShade="FF"/>
                 <w:sz w:val="18"/>
                 <w:szCs w:val="18"/>
               </w:rPr>
@@ -12359,7 +12420,7 @@
             <w:r>
               <w:rPr>
                 <w:rFonts w:ascii="Arial" w:hAnsi="Arial" w:eastAsia="Arial"/>
-                <w:color w:val="404040" w:themeColor="text1" w:themeTint="BF" w:themeShade="FF"/>
+                <w:color w:val="000000" w:themeColor="text1" w:themeTint="FF" w:themeShade="FF"/>
                 <w:sz w:val="18"/>
                 <w:szCs w:val="18"/>
               </w:rPr>
@@ -12368,7 +12429,7 @@
             <w:r>
               <w:rPr>
                 <w:rFonts w:ascii="Arial" w:hAnsi="Arial" w:eastAsia="Arial"/>
-                <w:color w:val="404040" w:themeColor="text1" w:themeTint="BF" w:themeShade="FF"/>
+                <w:color w:val="000000" w:themeColor="text1" w:themeTint="FF" w:themeShade="FF"/>
                 <w:sz w:val="18"/>
                 <w:szCs w:val="18"/>
               </w:rPr>
@@ -12390,21 +12451,15 @@
               <w:spacing w:before="120" w:beforeAutospacing="off" w:after="120" w:afterAutospacing="off" w:line="240" w:lineRule="auto"/>
               <w:ind w:left="0" w:right="0"/>
               <w:jc w:val="left"/>
-              <w:rPr>
-                <w:rFonts w:ascii="Arial" w:hAnsi="Arial" w:eastAsia="Arial"/>
-                <w:color w:val="404040" w:themeColor="text1" w:themeTint="BF" w:themeShade="FF"/>
-                <w:sz w:val="18"/>
-                <w:szCs w:val="18"/>
-              </w:rPr>
             </w:pPr>
             <w:r>
               <w:rPr>
                 <w:rFonts w:ascii="Arial" w:hAnsi="Arial" w:eastAsia="Arial"/>
-                <w:color w:val="404040" w:themeColor="text1" w:themeTint="BF" w:themeShade="FF"/>
-                <w:sz w:val="18"/>
-                <w:szCs w:val="18"/>
-              </w:rPr>
-              <w:t>Media</w:t>
+                <w:color w:val="000000" w:themeColor="text1" w:themeTint="FF" w:themeShade="FF"/>
+                <w:sz w:val="18"/>
+                <w:szCs w:val="18"/>
+              </w:rPr>
+              <w:t>baja</w:t>
             </w:r>
           </w:p>
         </w:tc>
@@ -12451,10 +12506,51 @@
     </w:p>
     <w:p>
       <w:pPr>
-        <w:rPr>
-          <w:lang w:val="es-AR"/>
-        </w:rPr>
-      </w:pPr>
+        <w:pStyle w:val="Normal"/>
+      </w:pPr>
+      <w:r>
+        <w:drawing>
+          <wp:inline wp14:editId="0BDAD34E" wp14:anchorId="79283845">
+            <wp:extent cx="5867400" cy="3914854"/>
+            <wp:effectExtent l="0" t="0" r="0" b="0"/>
+            <wp:docPr id="1374084876" name="drawing"/>
+            <wp:cNvGraphicFramePr>
+              <a:graphicFrameLocks noChangeAspect="1"/>
+            </wp:cNvGraphicFramePr>
+            <a:graphic>
+              <a:graphicData xmlns:a="http://schemas.openxmlformats.org/drawingml/2006/main" uri="http://schemas.openxmlformats.org/drawingml/2006/picture">
+                <pic:pic xmlns:pic="http://schemas.openxmlformats.org/drawingml/2006/picture">
+                  <pic:nvPicPr>
+                    <pic:cNvPr id="1374084876" name="Picture 1374084876"/>
+                    <pic:cNvPicPr/>
+                  </pic:nvPicPr>
+                  <pic:blipFill>
+                    <a:blip xmlns:r="http://schemas.openxmlformats.org/officeDocument/2006/relationships" r:embed="rId1873883390">
+                      <a:extLst>
+                        <a:ext uri="{28A0092B-C50C-407E-A947-70E740481C1C}">
+                          <a14:useLocalDpi xmlns:a14="http://schemas.microsoft.com/office/drawing/2010/main"/>
+                        </a:ext>
+                      </a:extLst>
+                    </a:blip>
+                    <a:stretch>
+                      <a:fillRect/>
+                    </a:stretch>
+                  </pic:blipFill>
+                  <pic:spPr>
+                    <a:xfrm rot="0">
+                      <a:off x="0" y="0"/>
+                      <a:ext cx="5867400" cy="3914854"/>
+                    </a:xfrm>
+                    <a:prstGeom prst="rect">
+                      <a:avLst/>
+                    </a:prstGeom>
+                  </pic:spPr>
+                </pic:pic>
+              </a:graphicData>
+            </a:graphic>
+          </wp:inline>
+        </w:drawing>
+      </w:r>
     </w:p>
     <w:sectPr>
       <w:headerReference w:type="default" r:id="rId9"/>
@@ -12469,6 +12565,83 @@
     </w:sectPr>
   </w:body>
 </w:document>
+</file>
+
+<file path=word/comments.xml><?xml version="1.0" encoding="utf-8"?>
+<w:comments xmlns:w14="http://schemas.microsoft.com/office/word/2010/wordml" xmlns:w="http://schemas.openxmlformats.org/wordprocessingml/2006/main">
+  <w:comment xmlns:w="http://schemas.openxmlformats.org/wordprocessingml/2006/main" w:initials="CL" w:author="CORREA MARIA LAURA" w:date="2026-05-14T22:25:32" w:id="722564799">
+    <w:p xmlns:w14="http://schemas.microsoft.com/office/word/2010/wordml" xmlns:w="http://schemas.openxmlformats.org/wordprocessingml/2006/main">
+      <w:pPr>
+        <w:pStyle w:val="CommentText"/>
+      </w:pPr>
+      <w:r>
+        <w:rPr>
+          <w:rStyle w:val="CommentReference"/>
+        </w:rPr>
+        <w:annotationRef/>
+      </w:r>
+      <w:r>
+        <w:t>Revisen nuevamente las probabilidades, todas son medias es realmente asi como lo ven? y la mayoria tiene alto impacto?</w:t>
+      </w:r>
+    </w:p>
+  </w:comment>
+  <w:comment xmlns:w="http://schemas.openxmlformats.org/wordprocessingml/2006/main" w:initials="CL" w:author="CORREA MARIA LAURA" w:date="2026-05-14T22:27:24" w:id="728824249">
+    <w:p xmlns:w14="http://schemas.microsoft.com/office/word/2010/wordml" xmlns:w="http://schemas.openxmlformats.org/wordprocessingml/2006/main">
+      <w:pPr>
+        <w:pStyle w:val="CommentText"/>
+      </w:pPr>
+      <w:r>
+        <w:rPr>
+          <w:rStyle w:val="CommentReference"/>
+        </w:rPr>
+        <w:annotationRef/>
+      </w:r>
+      <w:r>
+        <w:t>Pueden realizar una matriz de riesgo e impacto para que visualmente puedan ubicar segun el cuadrante que corresponda. Para eso habria que ponerle numero de ID a cada riego identificado.</w:t>
+      </w:r>
+    </w:p>
+  </w:comment>
+  <w:comment xmlns:w="http://schemas.openxmlformats.org/wordprocessingml/2006/main" w:initials="CL" w:author="CORREA MARIA LAURA" w:date="2026-05-14T22:30:55" w:id="1822102566">
+    <w:p xmlns:w14="http://schemas.microsoft.com/office/word/2010/wordml" xmlns:w="http://schemas.openxmlformats.org/wordprocessingml/2006/main">
+      <w:pPr>
+        <w:pStyle w:val="CommentText"/>
+      </w:pPr>
+      <w:r>
+        <w:rPr>
+          <w:rStyle w:val="CommentReference"/>
+        </w:rPr>
+        <w:annotationRef/>
+      </w:r>
+      <w:r>
+        <w:t>Esta muy bueno el Audio del pitch que armaron. Solo reforzaria lel CTA , llamado a la accion al final o proximos pasos para remarcar con fuerza que quieren del cliente una respuesta de que le parece y como pueden avanzar.</w:t>
+      </w:r>
+    </w:p>
+  </w:comment>
+</w:comments>
+</file>
+
+<file path=word/commentsExtended.xml><?xml version="1.0" encoding="utf-8"?>
+<w15:commentsEx xmlns:mc="http://schemas.openxmlformats.org/markup-compatibility/2006" xmlns:w15="http://schemas.microsoft.com/office/word/2012/wordml" mc:Ignorable="w15">
+  <w15:commentEx w15:done="1" w15:paraId="3953F470"/>
+  <w15:commentEx w15:done="1" w15:paraId="3DDCE195"/>
+  <w15:commentEx w15:done="0" w15:paraId="5BB51BF6"/>
+</w15:commentsEx>
+</file>
+
+<file path=word/commentsExtensible.xml><?xml version="1.0" encoding="utf-8"?>
+<w16cex:commentsExtensible xmlns:w16="http://schemas.microsoft.com/office/word/2018/wordml" xmlns:w16cex="http://schemas.microsoft.com/office/word/2018/wordml/cex" xmlns:mc="http://schemas.openxmlformats.org/markup-compatibility/2006" mc:Ignorable="w16 w16cex">
+  <w16cex:commentExtensible w16cex:durableId="1C336F3F" w16cex:dateUtc="2026-05-15T01:25:32.235Z"/>
+  <w16cex:commentExtensible w16cex:durableId="33D87EF6" w16cex:dateUtc="2026-05-15T01:27:24.302Z"/>
+  <w16cex:commentExtensible w16cex:durableId="4109324B" w16cex:dateUtc="2026-05-15T01:30:55.653Z"/>
+</w16cex:commentsExtensible>
+</file>
+
+<file path=word/commentsIds.xml><?xml version="1.0" encoding="utf-8"?>
+<w16cid:commentsIds xmlns:mc="http://schemas.openxmlformats.org/markup-compatibility/2006" xmlns:w16cid="http://schemas.microsoft.com/office/word/2016/wordml/cid" mc:Ignorable="w16cid">
+  <w16cid:commentId w16cid:paraId="3953F470" w16cid:durableId="1C336F3F"/>
+  <w16cid:commentId w16cid:paraId="3DDCE195" w16cid:durableId="33D87EF6"/>
+  <w16cid:commentId w16cid:paraId="5BB51BF6" w16cid:durableId="4109324B"/>
+</w16cid:commentsIds>
 </file>
 
 <file path=word/endnotes.xml><?xml version="1.0" encoding="utf-8"?>
@@ -14410,6 +14583,14 @@
     <w:abstractNumId w:val="2"/>
   </w:num>
 </w:numbering>
+</file>
+
+<file path=word/people.xml><?xml version="1.0" encoding="utf-8"?>
+<w15:people xmlns:mc="http://schemas.openxmlformats.org/markup-compatibility/2006" xmlns:w15="http://schemas.microsoft.com/office/word/2012/wordml" mc:Ignorable="w15">
+  <w15:person w15:author="CORREA MARIA LAURA">
+    <w15:presenceInfo w15:providerId="AD" w15:userId="S::84mc33837407@campus.economicas.uba.ar::479c2a0b-106a-4d66-9615-042568217a54"/>
+  </w15:person>
+</w15:people>
 </file>
 
 <file path=word/styles.xml><?xml version="1.0" encoding="utf-8"?>
